--- a/methods_and_means_of_cryptographic_information_protection/docs/reports/2/practics/1/11/Ковалев Д.П ВКБ43 ПР1.docx
+++ b/methods_and_means_of_cryptographic_information_protection/docs/reports/2/practics/1/11/Ковалев Д.П ВКБ43 ПР1.docx
@@ -22,7 +22,7 @@
           <w:szCs w:val="22"/>
         </w:rPr>
         <w:drawing>
-          <wp:inline distT="0" distB="0" distL="0" distR="0" wp14:anchorId="3388D19E" wp14:editId="2F9676DA">
+          <wp:inline distT="0" distB="0" distL="0" distR="0" wp14:anchorId="3388D19E" wp14:editId="76F265A8">
             <wp:extent cx="640080" cy="685800"/>
             <wp:effectExtent l="0" t="0" r="7620" b="0"/>
             <wp:docPr id="45" name="Рисунок 45"/>
@@ -308,7 +308,17 @@
           <w:szCs w:val="28"/>
           <w:lang w:eastAsia="en-US"/>
         </w:rPr>
-        <w:t>Лабораторная работа №</w:t>
+        <w:t xml:space="preserve">Практическая </w:t>
+      </w:r>
+      <w:r>
+        <w:rPr>
+          <w:rFonts w:eastAsiaTheme="minorHAnsi"/>
+          <w:b/>
+          <w:sz w:val="28"/>
+          <w:szCs w:val="28"/>
+          <w:lang w:eastAsia="en-US"/>
+        </w:rPr>
+        <w:t>работа №</w:t>
       </w:r>
       <w:r>
         <w:rPr>
@@ -617,7 +627,6 @@
         <w:br/>
         <w:t xml:space="preserve"> доцент кафедры </w:t>
       </w:r>
-      <w:proofErr w:type="spellStart"/>
       <w:r>
         <w:rPr>
           <w:rFonts w:eastAsiaTheme="minorHAnsi"/>
@@ -626,10 +635,13 @@
           <w:szCs w:val="28"/>
           <w:lang w:eastAsia="en-US"/>
         </w:rPr>
-        <w:t>Дедиченко</w:t>
-      </w:r>
-      <w:proofErr w:type="spellEnd"/>
-      <w:r>
+        <w:t>Дедиченко Д.В.</w:t>
+      </w:r>
+    </w:p>
+    <w:p>
+      <w:pPr>
+        <w:spacing w:after="160" w:line="259" w:lineRule="auto"/>
+        <w:jc w:val="right"/>
         <w:rPr>
           <w:rFonts w:eastAsiaTheme="minorHAnsi"/>
           <w:bCs/>
@@ -637,13 +649,12 @@
           <w:szCs w:val="28"/>
           <w:lang w:eastAsia="en-US"/>
         </w:rPr>
-        <w:t xml:space="preserve"> Д.В.</w:t>
-      </w:r>
+      </w:pPr>
     </w:p>
     <w:p>
       <w:pPr>
         <w:spacing w:after="160" w:line="259" w:lineRule="auto"/>
-        <w:jc w:val="right"/>
+        <w:ind w:left="4248"/>
         <w:rPr>
           <w:rFonts w:eastAsiaTheme="minorHAnsi"/>
           <w:bCs/>
@@ -652,11 +663,7 @@
           <w:lang w:eastAsia="en-US"/>
         </w:rPr>
       </w:pPr>
-    </w:p>
-    <w:p>
-      <w:pPr>
-        <w:spacing w:after="160" w:line="259" w:lineRule="auto"/>
-        <w:ind w:left="4248"/>
+      <w:r>
         <w:rPr>
           <w:rFonts w:eastAsiaTheme="minorHAnsi"/>
           <w:bCs/>
@@ -664,15 +671,6 @@
           <w:szCs w:val="28"/>
           <w:lang w:eastAsia="en-US"/>
         </w:rPr>
-      </w:pPr>
-      <w:r>
-        <w:rPr>
-          <w:rFonts w:eastAsiaTheme="minorHAnsi"/>
-          <w:bCs/>
-          <w:sz w:val="28"/>
-          <w:szCs w:val="28"/>
-          <w:lang w:eastAsia="en-US"/>
-        </w:rPr>
         <w:t>Оценка _____________________________</w:t>
       </w:r>
     </w:p>
@@ -860,7 +858,6 @@
         </w:rPr>
         <w:t>“</w:t>
       </w:r>
-      <w:proofErr w:type="spellStart"/>
       <w:r>
         <w:rPr>
           <w:sz w:val="28"/>
@@ -868,7 +865,6 @@
         </w:rPr>
         <w:t>Сидельни</w:t>
       </w:r>
-      <w:proofErr w:type="spellEnd"/>
       <w:r>
         <w:rPr>
           <w:sz w:val="28"/>
@@ -983,6 +979,7 @@
       </w:pPr>
       <w:r>
         <w:rPr>
+          <w:noProof/>
           <w:sz w:val="28"/>
           <w:szCs w:val="28"/>
         </w:rPr>
@@ -1163,25 +1160,7 @@
           <w:szCs w:val="28"/>
           <w:lang w:val="en-US"/>
         </w:rPr>
-        <w:t xml:space="preserve">: 2b 7e 15 16 28 ae d2 a6 ab f7 15 88 09 </w:t>
-      </w:r>
-      <w:proofErr w:type="spellStart"/>
-      <w:r>
-        <w:rPr>
-          <w:sz w:val="28"/>
-          <w:szCs w:val="28"/>
-          <w:lang w:val="en-US"/>
-        </w:rPr>
-        <w:t>cf</w:t>
-      </w:r>
-      <w:proofErr w:type="spellEnd"/>
-      <w:r>
-        <w:rPr>
-          <w:sz w:val="28"/>
-          <w:szCs w:val="28"/>
-          <w:lang w:val="en-US"/>
-        </w:rPr>
-        <w:t xml:space="preserve"> 4f 3c</w:t>
+        <w:t>: 2b 7e 15 16 28 ae d2 a6 ab f7 15 88 09 cf 4f 3c</w:t>
       </w:r>
     </w:p>
     <w:p>
@@ -1223,6 +1202,7 @@
         <w:rPr>
           <w:sz w:val="28"/>
           <w:szCs w:val="28"/>
+          <w:lang w:val="en-US"/>
         </w:rPr>
       </w:pPr>
     </w:p>
@@ -1338,17 +1318,8 @@
           <w:sz w:val="28"/>
           <w:szCs w:val="28"/>
         </w:rPr>
-        <w:t xml:space="preserve"> – Выработка </w:t>
-      </w:r>
-      <w:proofErr w:type="spellStart"/>
-      <w:r>
-        <w:rPr>
-          <w:sz w:val="28"/>
-          <w:szCs w:val="28"/>
-        </w:rPr>
-        <w:t>подключей</w:t>
-      </w:r>
-      <w:proofErr w:type="spellEnd"/>
+        <w:t xml:space="preserve"> – Выработка подключей</w:t>
+      </w:r>
     </w:p>
     <w:p>
       <w:pPr>
@@ -1377,7 +1348,6 @@
         </w:rPr>
         <w:t xml:space="preserve">После того, как был получен расширенный ключ, мы можем приступить к шифрованию. Необходимо выбрать </w:t>
       </w:r>
-      <w:proofErr w:type="spellStart"/>
       <w:r>
         <w:rPr>
           <w:sz w:val="28"/>
@@ -1386,7 +1356,6 @@
         </w:rPr>
         <w:t>AddRoundKey</w:t>
       </w:r>
-      <w:proofErr w:type="spellEnd"/>
       <w:r>
         <w:rPr>
           <w:sz w:val="28"/>
@@ -1493,7 +1462,6 @@
         </w:rPr>
         <w:t xml:space="preserve"> – </w:t>
       </w:r>
-      <w:proofErr w:type="spellStart"/>
       <w:r>
         <w:rPr>
           <w:sz w:val="28"/>
@@ -1502,7 +1470,6 @@
         </w:rPr>
         <w:t>AddRoundKey</w:t>
       </w:r>
-      <w:proofErr w:type="spellEnd"/>
       <w:r>
         <w:rPr>
           <w:sz w:val="28"/>
@@ -1545,7 +1512,6 @@
         </w:rPr>
         <w:t xml:space="preserve"> начнем первый раунд шифрования, используем для этого </w:t>
       </w:r>
-      <w:proofErr w:type="spellStart"/>
       <w:r>
         <w:rPr>
           <w:sz w:val="28"/>
@@ -1554,7 +1520,6 @@
         </w:rPr>
         <w:t>ByteSub</w:t>
       </w:r>
-      <w:proofErr w:type="spellEnd"/>
       <w:r>
         <w:rPr>
           <w:sz w:val="28"/>
@@ -1709,7 +1674,6 @@
         </w:rPr>
         <w:t xml:space="preserve"> – </w:t>
       </w:r>
-      <w:proofErr w:type="spellStart"/>
       <w:r>
         <w:rPr>
           <w:sz w:val="28"/>
@@ -1718,7 +1682,6 @@
         </w:rPr>
         <w:t>ByteSub</w:t>
       </w:r>
-      <w:proofErr w:type="spellEnd"/>
       <w:r>
         <w:rPr>
           <w:sz w:val="28"/>
@@ -1775,7 +1738,6 @@
         </w:rPr>
         <w:t xml:space="preserve"> </w:t>
       </w:r>
-      <w:proofErr w:type="spellStart"/>
       <w:r>
         <w:rPr>
           <w:sz w:val="28"/>
@@ -1784,7 +1746,6 @@
         </w:rPr>
         <w:t>ByteSub</w:t>
       </w:r>
-      <w:proofErr w:type="spellEnd"/>
       <w:r>
         <w:rPr>
           <w:sz w:val="28"/>
@@ -2736,7 +2697,6 @@
         </w:rPr>
         <w:t xml:space="preserve">: </w:t>
       </w:r>
-      <w:proofErr w:type="gramStart"/>
       <w:r>
         <w:rPr>
           <w:sz w:val="28"/>
@@ -2758,7 +2718,6 @@
         </w:rPr>
         <w:t>2</w:t>
       </w:r>
-      <w:proofErr w:type="gramEnd"/>
       <w:r>
         <w:rPr>
           <w:sz w:val="28"/>
@@ -2892,7 +2851,6 @@
         </w:rPr>
         <w:t xml:space="preserve">: </w:t>
       </w:r>
-      <w:proofErr w:type="gramStart"/>
       <w:r>
         <w:rPr>
           <w:sz w:val="28"/>
@@ -2905,15 +2863,7 @@
           <w:sz w:val="28"/>
           <w:szCs w:val="28"/>
         </w:rPr>
-        <w:t xml:space="preserve"> – 1</w:t>
-      </w:r>
-      <w:proofErr w:type="gramEnd"/>
-      <w:r>
-        <w:rPr>
-          <w:sz w:val="28"/>
-          <w:szCs w:val="28"/>
-        </w:rPr>
-        <w:t xml:space="preserve"> строка</w:t>
+        <w:t xml:space="preserve"> – 1 строка</w:t>
       </w:r>
       <w:r>
         <w:rPr>
@@ -2944,7 +2894,6 @@
         </w:rPr>
         <w:t xml:space="preserve"> </w:t>
       </w:r>
-      <w:proofErr w:type="gramStart"/>
       <w:r>
         <w:rPr>
           <w:sz w:val="28"/>
@@ -2966,7 +2915,6 @@
         </w:rPr>
         <w:t>3</w:t>
       </w:r>
-      <w:proofErr w:type="gramEnd"/>
       <w:r>
         <w:rPr>
           <w:sz w:val="28"/>
@@ -3035,7 +2983,6 @@
         </w:rPr>
         <w:t xml:space="preserve">: </w:t>
       </w:r>
-      <w:proofErr w:type="gramStart"/>
       <w:r>
         <w:rPr>
           <w:sz w:val="28"/>
@@ -3057,7 +3004,6 @@
         </w:rPr>
         <w:t>2</w:t>
       </w:r>
-      <w:proofErr w:type="gramEnd"/>
       <w:r>
         <w:rPr>
           <w:sz w:val="28"/>
@@ -3094,7 +3040,6 @@
         </w:rPr>
         <w:t xml:space="preserve"> </w:t>
       </w:r>
-      <w:proofErr w:type="gramStart"/>
       <w:r>
         <w:rPr>
           <w:sz w:val="28"/>
@@ -3116,7 +3061,6 @@
         </w:rPr>
         <w:t>4</w:t>
       </w:r>
-      <w:proofErr w:type="gramEnd"/>
       <w:r>
         <w:rPr>
           <w:sz w:val="28"/>
@@ -3200,7 +3144,6 @@
         </w:rPr>
         <w:t xml:space="preserve">: </w:t>
       </w:r>
-      <w:proofErr w:type="gramStart"/>
       <w:r>
         <w:rPr>
           <w:sz w:val="28"/>
@@ -3222,7 +3165,6 @@
         </w:rPr>
         <w:t>8</w:t>
       </w:r>
-      <w:proofErr w:type="gramEnd"/>
       <w:r>
         <w:rPr>
           <w:sz w:val="28"/>
@@ -3342,7 +3284,6 @@
         </w:rPr>
         <w:t xml:space="preserve">: </w:t>
       </w:r>
-      <w:proofErr w:type="gramStart"/>
       <w:r>
         <w:rPr>
           <w:sz w:val="28"/>
@@ -3364,7 +3305,6 @@
         </w:rPr>
         <w:t>5</w:t>
       </w:r>
-      <w:proofErr w:type="gramEnd"/>
       <w:r>
         <w:rPr>
           <w:sz w:val="28"/>
@@ -3652,7 +3592,6 @@
         </w:rPr>
         <w:t xml:space="preserve">: </w:t>
       </w:r>
-      <w:proofErr w:type="gramStart"/>
       <w:r>
         <w:rPr>
           <w:sz w:val="28"/>
@@ -3674,7 +3613,6 @@
         </w:rPr>
         <w:t>1</w:t>
       </w:r>
-      <w:proofErr w:type="gramEnd"/>
       <w:r>
         <w:rPr>
           <w:sz w:val="28"/>
@@ -3711,7 +3649,6 @@
         </w:rPr>
         <w:t xml:space="preserve"> </w:t>
       </w:r>
-      <w:proofErr w:type="gramStart"/>
       <w:r>
         <w:rPr>
           <w:sz w:val="28"/>
@@ -3733,7 +3670,6 @@
         </w:rPr>
         <w:t>5</w:t>
       </w:r>
-      <w:proofErr w:type="gramEnd"/>
       <w:r>
         <w:rPr>
           <w:sz w:val="28"/>
@@ -3963,7 +3899,6 @@
         </w:rPr>
         <w:t xml:space="preserve">: </w:t>
       </w:r>
-      <w:proofErr w:type="gramStart"/>
       <w:r>
         <w:rPr>
           <w:sz w:val="28"/>
@@ -3985,7 +3920,6 @@
         </w:rPr>
         <w:t>8</w:t>
       </w:r>
-      <w:proofErr w:type="gramEnd"/>
       <w:r>
         <w:rPr>
           <w:sz w:val="28"/>
@@ -4022,7 +3956,6 @@
         </w:rPr>
         <w:t xml:space="preserve"> </w:t>
       </w:r>
-      <w:proofErr w:type="gramStart"/>
       <w:r>
         <w:rPr>
           <w:sz w:val="28"/>
@@ -4044,7 +3977,6 @@
         </w:rPr>
         <w:t>3</w:t>
       </w:r>
-      <w:proofErr w:type="gramEnd"/>
       <w:r>
         <w:rPr>
           <w:sz w:val="28"/>
@@ -4120,7 +4052,6 @@
         </w:rPr>
         <w:t xml:space="preserve">: </w:t>
       </w:r>
-      <w:proofErr w:type="gramStart"/>
       <w:r>
         <w:rPr>
           <w:sz w:val="28"/>
@@ -4142,7 +4073,6 @@
         </w:rPr>
         <w:t>0</w:t>
       </w:r>
-      <w:proofErr w:type="gramEnd"/>
       <w:r>
         <w:rPr>
           <w:sz w:val="28"/>
@@ -4269,7 +4199,6 @@
         </w:rPr>
         <w:t xml:space="preserve">: </w:t>
       </w:r>
-      <w:proofErr w:type="gramStart"/>
       <w:r>
         <w:rPr>
           <w:sz w:val="28"/>
@@ -4291,7 +4220,6 @@
         </w:rPr>
         <w:t>9</w:t>
       </w:r>
-      <w:proofErr w:type="gramEnd"/>
       <w:r>
         <w:rPr>
           <w:sz w:val="28"/>
@@ -4328,7 +4256,6 @@
         </w:rPr>
         <w:t xml:space="preserve"> </w:t>
       </w:r>
-      <w:proofErr w:type="gramStart"/>
       <w:r>
         <w:rPr>
           <w:sz w:val="28"/>
@@ -4350,7 +4277,6 @@
         </w:rPr>
         <w:t>5</w:t>
       </w:r>
-      <w:proofErr w:type="gramEnd"/>
       <w:r>
         <w:rPr>
           <w:sz w:val="28"/>
@@ -4415,7 +4341,6 @@
         </w:rPr>
         <w:t xml:space="preserve">По результатам проверки, мы выяснили, что идем правильным путем. Далее, необходимо выполнить смешение. Для этого выберем соответствующую функцию </w:t>
       </w:r>
-      <w:proofErr w:type="spellStart"/>
       <w:r>
         <w:rPr>
           <w:sz w:val="28"/>
@@ -4424,7 +4349,6 @@
         </w:rPr>
         <w:t>ShiftRow</w:t>
       </w:r>
-      <w:proofErr w:type="spellEnd"/>
       <w:r>
         <w:rPr>
           <w:sz w:val="28"/>
@@ -4514,7 +4438,6 @@
         </w:rPr>
         <w:t xml:space="preserve">Рисунок 5 - </w:t>
       </w:r>
-      <w:proofErr w:type="spellStart"/>
       <w:r>
         <w:rPr>
           <w:sz w:val="28"/>
@@ -4523,7 +4446,6 @@
         </w:rPr>
         <w:t>ShiftRow</w:t>
       </w:r>
-      <w:proofErr w:type="spellEnd"/>
       <w:r>
         <w:rPr>
           <w:sz w:val="28"/>
@@ -4637,7 +4559,6 @@
         </w:rPr>
         <w:t xml:space="preserve">Рисунок 6 – </w:t>
       </w:r>
-      <w:proofErr w:type="spellStart"/>
       <w:r>
         <w:rPr>
           <w:sz w:val="28"/>
@@ -4646,7 +4567,6 @@
         </w:rPr>
         <w:t>MixColumn</w:t>
       </w:r>
-      <w:proofErr w:type="spellEnd"/>
     </w:p>
     <w:p>
       <w:pPr>
@@ -4776,7 +4696,6 @@
         </w:rPr>
         <w:t xml:space="preserve">Рисунка 7 – </w:t>
       </w:r>
-      <w:proofErr w:type="spellStart"/>
       <w:r>
         <w:rPr>
           <w:sz w:val="28"/>
@@ -4785,7 +4704,6 @@
         </w:rPr>
         <w:t>AddRoundKey</w:t>
       </w:r>
-      <w:proofErr w:type="spellEnd"/>
     </w:p>
     <w:p>
       <w:pPr>
@@ -4901,7 +4819,6 @@
         </w:rPr>
         <w:t xml:space="preserve">Рисунок 8 – </w:t>
       </w:r>
-      <w:proofErr w:type="spellStart"/>
       <w:r>
         <w:rPr>
           <w:sz w:val="28"/>
@@ -4910,7 +4827,6 @@
         </w:rPr>
         <w:t>ByteSub</w:t>
       </w:r>
-      <w:proofErr w:type="spellEnd"/>
     </w:p>
     <w:p>
       <w:pPr>
@@ -4991,7 +4907,6 @@
         </w:rPr>
         <w:t xml:space="preserve">Рисунок 9 - </w:t>
       </w:r>
-      <w:proofErr w:type="spellStart"/>
       <w:r>
         <w:rPr>
           <w:sz w:val="28"/>
@@ -5000,7 +4915,6 @@
         </w:rPr>
         <w:t>ShiftRow</w:t>
       </w:r>
-      <w:proofErr w:type="spellEnd"/>
       <w:r>
         <w:rPr>
           <w:sz w:val="28"/>
@@ -5098,7 +5012,6 @@
         </w:rPr>
         <w:t xml:space="preserve">Рисунок 10 – </w:t>
       </w:r>
-      <w:proofErr w:type="spellStart"/>
       <w:r>
         <w:rPr>
           <w:sz w:val="28"/>
@@ -5107,7 +5020,6 @@
         </w:rPr>
         <w:t>MixColumn</w:t>
       </w:r>
-      <w:proofErr w:type="spellEnd"/>
     </w:p>
     <w:p>
       <w:pPr>
@@ -5189,7 +5101,6 @@
         </w:rPr>
         <w:t xml:space="preserve">Рисунок 11 – </w:t>
       </w:r>
-      <w:proofErr w:type="spellStart"/>
       <w:r>
         <w:rPr>
           <w:sz w:val="28"/>
@@ -5198,7 +5109,6 @@
         </w:rPr>
         <w:t>AddRoundKey</w:t>
       </w:r>
-      <w:proofErr w:type="spellEnd"/>
     </w:p>
     <w:p>
       <w:pPr>
@@ -5297,7 +5207,6 @@
         </w:rPr>
         <w:t xml:space="preserve">Рисунок 12 – </w:t>
       </w:r>
-      <w:proofErr w:type="spellStart"/>
       <w:r>
         <w:rPr>
           <w:sz w:val="28"/>
@@ -5306,7 +5215,6 @@
         </w:rPr>
         <w:t>ByteSub</w:t>
       </w:r>
-      <w:proofErr w:type="spellEnd"/>
     </w:p>
     <w:p>
       <w:pPr>
@@ -5398,7 +5306,6 @@
         <w:lastRenderedPageBreak/>
         <w:t xml:space="preserve">Рисунок 13 - </w:t>
       </w:r>
-      <w:proofErr w:type="spellStart"/>
       <w:r>
         <w:rPr>
           <w:sz w:val="28"/>
@@ -5407,7 +5314,6 @@
         </w:rPr>
         <w:t>ShiftRow</w:t>
       </w:r>
-      <w:proofErr w:type="spellEnd"/>
       <w:r>
         <w:rPr>
           <w:sz w:val="28"/>
@@ -5495,7 +5401,6 @@
         </w:rPr>
         <w:t xml:space="preserve">Рисунок 14 – </w:t>
       </w:r>
-      <w:proofErr w:type="spellStart"/>
       <w:r>
         <w:rPr>
           <w:sz w:val="28"/>
@@ -5504,7 +5409,6 @@
         </w:rPr>
         <w:t>MixColumn</w:t>
       </w:r>
-      <w:proofErr w:type="spellEnd"/>
     </w:p>
     <w:p>
       <w:pPr>
@@ -5586,7 +5490,6 @@
         </w:rPr>
         <w:t xml:space="preserve">Рисунок 15 – </w:t>
       </w:r>
-      <w:proofErr w:type="spellStart"/>
       <w:r>
         <w:rPr>
           <w:sz w:val="28"/>
@@ -5595,7 +5498,6 @@
         </w:rPr>
         <w:t>AddRoundKey</w:t>
       </w:r>
-      <w:proofErr w:type="spellEnd"/>
     </w:p>
     <w:p>
       <w:pPr>
@@ -5693,7 +5595,6 @@
         </w:rPr>
         <w:t xml:space="preserve">Рисунок 16 – </w:t>
       </w:r>
-      <w:proofErr w:type="spellStart"/>
       <w:r>
         <w:rPr>
           <w:sz w:val="28"/>
@@ -5702,7 +5603,6 @@
         </w:rPr>
         <w:t>ByteSub</w:t>
       </w:r>
-      <w:proofErr w:type="spellEnd"/>
     </w:p>
     <w:p>
       <w:pPr>
@@ -5783,7 +5683,6 @@
         </w:rPr>
         <w:t xml:space="preserve">Рисунок 17 - </w:t>
       </w:r>
-      <w:proofErr w:type="spellStart"/>
       <w:r>
         <w:rPr>
           <w:sz w:val="28"/>
@@ -5792,7 +5691,6 @@
         </w:rPr>
         <w:t>ShiftRow</w:t>
       </w:r>
-      <w:proofErr w:type="spellEnd"/>
       <w:r>
         <w:rPr>
           <w:sz w:val="28"/>
@@ -5880,7 +5778,6 @@
         </w:rPr>
         <w:t xml:space="preserve">Рисунок 18 – </w:t>
       </w:r>
-      <w:proofErr w:type="spellStart"/>
       <w:r>
         <w:rPr>
           <w:sz w:val="28"/>
@@ -5889,7 +5786,6 @@
         </w:rPr>
         <w:t>MixColumn</w:t>
       </w:r>
-      <w:proofErr w:type="spellEnd"/>
     </w:p>
     <w:p>
       <w:pPr>
@@ -5981,7 +5877,6 @@
         </w:rPr>
         <w:t xml:space="preserve">Рисунок 19 – </w:t>
       </w:r>
-      <w:proofErr w:type="spellStart"/>
       <w:r>
         <w:rPr>
           <w:sz w:val="28"/>
@@ -5990,7 +5885,6 @@
         </w:rPr>
         <w:t>AddRoundKey</w:t>
       </w:r>
-      <w:proofErr w:type="spellEnd"/>
     </w:p>
     <w:p>
       <w:pPr>
@@ -6079,7 +5973,6 @@
         </w:rPr>
         <w:t xml:space="preserve">Рисунок 20 – </w:t>
       </w:r>
-      <w:proofErr w:type="spellStart"/>
       <w:r>
         <w:rPr>
           <w:sz w:val="28"/>
@@ -6088,7 +5981,6 @@
         </w:rPr>
         <w:t>ByteSub</w:t>
       </w:r>
-      <w:proofErr w:type="spellEnd"/>
     </w:p>
     <w:p>
       <w:pPr>
@@ -6106,7 +5998,6 @@
         </w:rPr>
         <w:t xml:space="preserve">Проверка </w:t>
       </w:r>
-      <w:proofErr w:type="spellStart"/>
       <w:r>
         <w:rPr>
           <w:sz w:val="28"/>
@@ -6115,7 +6006,6 @@
         </w:rPr>
         <w:t>ByteSub</w:t>
       </w:r>
-      <w:proofErr w:type="spellEnd"/>
       <w:r>
         <w:rPr>
           <w:sz w:val="28"/>
@@ -6271,7 +6161,6 @@
         </w:rPr>
         <w:t xml:space="preserve">: </w:t>
       </w:r>
-      <w:proofErr w:type="gramStart"/>
       <w:r>
         <w:rPr>
           <w:sz w:val="28"/>
@@ -6293,7 +6182,6 @@
         </w:rPr>
         <w:t>4</w:t>
       </w:r>
-      <w:proofErr w:type="gramEnd"/>
       <w:r>
         <w:rPr>
           <w:sz w:val="28"/>
@@ -6330,7 +6218,6 @@
         </w:rPr>
         <w:t xml:space="preserve"> </w:t>
       </w:r>
-      <w:proofErr w:type="gramStart"/>
       <w:r>
         <w:rPr>
           <w:sz w:val="28"/>
@@ -6352,7 +6239,6 @@
         </w:rPr>
         <w:t>3</w:t>
       </w:r>
-      <w:proofErr w:type="gramEnd"/>
       <w:r>
         <w:rPr>
           <w:sz w:val="28"/>
@@ -6428,7 +6314,6 @@
         </w:rPr>
         <w:t xml:space="preserve">: </w:t>
       </w:r>
-      <w:proofErr w:type="gramStart"/>
       <w:r>
         <w:rPr>
           <w:sz w:val="28"/>
@@ -6450,7 +6335,6 @@
         </w:rPr>
         <w:t>5</w:t>
       </w:r>
-      <w:proofErr w:type="gramEnd"/>
       <w:r>
         <w:rPr>
           <w:sz w:val="28"/>
@@ -6730,7 +6614,6 @@
         </w:rPr>
         <w:t xml:space="preserve">: </w:t>
       </w:r>
-      <w:proofErr w:type="gramStart"/>
       <w:r>
         <w:rPr>
           <w:sz w:val="28"/>
@@ -6743,9 +6626,470 @@
           <w:sz w:val="28"/>
           <w:szCs w:val="28"/>
         </w:rPr>
+        <w:t xml:space="preserve"> – 1 строка</w:t>
+      </w:r>
+      <w:r>
+        <w:rPr>
+          <w:sz w:val="28"/>
+          <w:szCs w:val="28"/>
+        </w:rPr>
+        <w:t xml:space="preserve">, </w:t>
+      </w:r>
+      <w:r>
+        <w:rPr>
+          <w:sz w:val="28"/>
+          <w:szCs w:val="28"/>
+          <w:lang w:val="en-US"/>
+        </w:rPr>
+        <w:t>Y</w:t>
+      </w:r>
+      <w:r>
+        <w:rPr>
+          <w:sz w:val="28"/>
+          <w:szCs w:val="28"/>
+        </w:rPr>
+        <w:t>:</w:t>
+      </w:r>
+      <w:r>
+        <w:rPr>
+          <w:sz w:val="28"/>
+          <w:szCs w:val="28"/>
+        </w:rPr>
+        <w:t xml:space="preserve"> </w:t>
+      </w:r>
+      <w:r>
+        <w:rPr>
+          <w:sz w:val="28"/>
+          <w:szCs w:val="28"/>
+        </w:rPr>
+        <w:t>2</w:t>
+      </w:r>
+      <w:r>
+        <w:rPr>
+          <w:sz w:val="28"/>
+          <w:szCs w:val="28"/>
+        </w:rPr>
+        <w:t xml:space="preserve"> – </w:t>
+      </w:r>
+      <w:r>
+        <w:rPr>
+          <w:sz w:val="28"/>
+          <w:szCs w:val="28"/>
+        </w:rPr>
+        <w:t>3</w:t>
+      </w:r>
+      <w:r>
+        <w:rPr>
+          <w:sz w:val="28"/>
+          <w:szCs w:val="28"/>
+        </w:rPr>
+        <w:t xml:space="preserve"> столбец</w:t>
+      </w:r>
+      <w:r>
+        <w:rPr>
+          <w:sz w:val="28"/>
+          <w:szCs w:val="28"/>
+        </w:rPr>
+        <w:t xml:space="preserve">) </w:t>
+      </w:r>
+      <w:r>
+        <w:rPr>
+          <w:sz w:val="28"/>
+          <w:szCs w:val="28"/>
+        </w:rPr>
+        <w:t xml:space="preserve">при пересечении получается </w:t>
+      </w:r>
+      <w:r>
+        <w:rPr>
+          <w:sz w:val="28"/>
+          <w:szCs w:val="28"/>
+        </w:rPr>
+        <w:t>77</w:t>
+      </w:r>
+    </w:p>
+    <w:p>
+      <w:pPr>
+        <w:spacing w:line="360" w:lineRule="auto"/>
+        <w:jc w:val="both"/>
+        <w:rPr>
+          <w:sz w:val="28"/>
+          <w:szCs w:val="28"/>
+        </w:rPr>
+      </w:pPr>
+      <w:r>
+        <w:rPr>
+          <w:sz w:val="28"/>
+          <w:szCs w:val="28"/>
+          <w:lang w:val="en-US"/>
+        </w:rPr>
+        <w:t>D</w:t>
+      </w:r>
+      <w:r>
+        <w:rPr>
+          <w:sz w:val="28"/>
+          <w:szCs w:val="28"/>
+        </w:rPr>
+        <w:t>1</w:t>
+      </w:r>
+      <w:r>
+        <w:rPr>
+          <w:sz w:val="28"/>
+          <w:szCs w:val="28"/>
+        </w:rPr>
+        <w:t xml:space="preserve"> </w:t>
+      </w:r>
+      <w:r>
+        <w:rPr>
+          <w:sz w:val="28"/>
+          <w:szCs w:val="28"/>
+        </w:rPr>
+        <w:t>(</w:t>
+      </w:r>
+      <w:r>
+        <w:rPr>
+          <w:sz w:val="28"/>
+          <w:szCs w:val="28"/>
+          <w:lang w:val="en-US"/>
+        </w:rPr>
+        <w:t>X</w:t>
+      </w:r>
+      <w:r>
+        <w:rPr>
+          <w:sz w:val="28"/>
+          <w:szCs w:val="28"/>
+        </w:rPr>
+        <w:t xml:space="preserve">: </w:t>
+      </w:r>
+      <w:r>
+        <w:rPr>
+          <w:sz w:val="28"/>
+          <w:szCs w:val="28"/>
+          <w:lang w:val="en-US"/>
+        </w:rPr>
+        <w:t>D</w:t>
+      </w:r>
+      <w:r>
+        <w:rPr>
+          <w:sz w:val="28"/>
+          <w:szCs w:val="28"/>
+        </w:rPr>
+        <w:t xml:space="preserve"> – </w:t>
+      </w:r>
+      <w:r>
+        <w:rPr>
+          <w:sz w:val="28"/>
+          <w:szCs w:val="28"/>
+        </w:rPr>
+        <w:t>14</w:t>
+      </w:r>
+      <w:r>
+        <w:rPr>
+          <w:sz w:val="28"/>
+          <w:szCs w:val="28"/>
+        </w:rPr>
+        <w:t xml:space="preserve"> строка</w:t>
+      </w:r>
+      <w:r>
+        <w:rPr>
+          <w:sz w:val="28"/>
+          <w:szCs w:val="28"/>
+        </w:rPr>
+        <w:t xml:space="preserve">, </w:t>
+      </w:r>
+      <w:r>
+        <w:rPr>
+          <w:sz w:val="28"/>
+          <w:szCs w:val="28"/>
+          <w:lang w:val="en-US"/>
+        </w:rPr>
+        <w:t>Y</w:t>
+      </w:r>
+      <w:r>
+        <w:rPr>
+          <w:sz w:val="28"/>
+          <w:szCs w:val="28"/>
+        </w:rPr>
+        <w:t>:</w:t>
+      </w:r>
+      <w:r>
+        <w:rPr>
+          <w:sz w:val="28"/>
+          <w:szCs w:val="28"/>
+        </w:rPr>
+        <w:t xml:space="preserve"> </w:t>
+      </w:r>
+      <w:r>
+        <w:rPr>
+          <w:sz w:val="28"/>
+          <w:szCs w:val="28"/>
+        </w:rPr>
+        <w:t>1</w:t>
+      </w:r>
+      <w:r>
+        <w:rPr>
+          <w:sz w:val="28"/>
+          <w:szCs w:val="28"/>
+        </w:rPr>
+        <w:t xml:space="preserve"> – </w:t>
+      </w:r>
+      <w:r>
+        <w:rPr>
+          <w:sz w:val="28"/>
+          <w:szCs w:val="28"/>
+        </w:rPr>
+        <w:t>2</w:t>
+      </w:r>
+      <w:r>
+        <w:rPr>
+          <w:sz w:val="28"/>
+          <w:szCs w:val="28"/>
+        </w:rPr>
+        <w:t xml:space="preserve"> столбец</w:t>
+      </w:r>
+      <w:r>
+        <w:rPr>
+          <w:sz w:val="28"/>
+          <w:szCs w:val="28"/>
+        </w:rPr>
+        <w:t xml:space="preserve">) </w:t>
+      </w:r>
+      <w:r>
+        <w:rPr>
+          <w:sz w:val="28"/>
+          <w:szCs w:val="28"/>
+        </w:rPr>
+        <w:t xml:space="preserve">при пересечении получается </w:t>
+      </w:r>
+      <w:r>
+        <w:rPr>
+          <w:sz w:val="28"/>
+          <w:szCs w:val="28"/>
+        </w:rPr>
+        <w:t>3</w:t>
+      </w:r>
+      <w:r>
+        <w:rPr>
+          <w:sz w:val="28"/>
+          <w:szCs w:val="28"/>
+          <w:lang w:val="en-US"/>
+        </w:rPr>
+        <w:t>E</w:t>
+      </w:r>
+    </w:p>
+    <w:p>
+      <w:pPr>
+        <w:spacing w:line="360" w:lineRule="auto"/>
+        <w:jc w:val="both"/>
+        <w:rPr>
+          <w:sz w:val="28"/>
+          <w:szCs w:val="28"/>
+        </w:rPr>
+      </w:pPr>
+      <w:r>
+        <w:rPr>
+          <w:sz w:val="28"/>
+          <w:szCs w:val="28"/>
+        </w:rPr>
+        <w:t>3</w:t>
+      </w:r>
+      <w:r>
+        <w:rPr>
+          <w:sz w:val="28"/>
+          <w:szCs w:val="28"/>
+          <w:lang w:val="en-US"/>
+        </w:rPr>
+        <w:t>C</w:t>
+      </w:r>
+      <w:r>
+        <w:rPr>
+          <w:sz w:val="28"/>
+          <w:szCs w:val="28"/>
+        </w:rPr>
+        <w:t xml:space="preserve"> (</w:t>
+      </w:r>
+      <w:r>
+        <w:rPr>
+          <w:sz w:val="28"/>
+          <w:szCs w:val="28"/>
+          <w:lang w:val="en-US"/>
+        </w:rPr>
+        <w:t>X</w:t>
+      </w:r>
+      <w:r>
+        <w:rPr>
+          <w:sz w:val="28"/>
+          <w:szCs w:val="28"/>
+        </w:rPr>
+        <w:t xml:space="preserve">: </w:t>
+      </w:r>
+      <w:r>
+        <w:rPr>
+          <w:sz w:val="28"/>
+          <w:szCs w:val="28"/>
+        </w:rPr>
+        <w:t>3</w:t>
+      </w:r>
+      <w:r>
+        <w:rPr>
+          <w:sz w:val="28"/>
+          <w:szCs w:val="28"/>
+        </w:rPr>
+        <w:t xml:space="preserve"> – </w:t>
+      </w:r>
+      <w:r>
+        <w:rPr>
+          <w:sz w:val="28"/>
+          <w:szCs w:val="28"/>
+        </w:rPr>
+        <w:t>4</w:t>
+      </w:r>
+      <w:r>
+        <w:rPr>
+          <w:sz w:val="28"/>
+          <w:szCs w:val="28"/>
+        </w:rPr>
+        <w:t xml:space="preserve"> строка</w:t>
+      </w:r>
+      <w:r>
+        <w:rPr>
+          <w:sz w:val="28"/>
+          <w:szCs w:val="28"/>
+        </w:rPr>
+        <w:t xml:space="preserve">, </w:t>
+      </w:r>
+      <w:r>
+        <w:rPr>
+          <w:sz w:val="28"/>
+          <w:szCs w:val="28"/>
+          <w:lang w:val="en-US"/>
+        </w:rPr>
+        <w:t>Y</w:t>
+      </w:r>
+      <w:r>
+        <w:rPr>
+          <w:sz w:val="28"/>
+          <w:szCs w:val="28"/>
+        </w:rPr>
+        <w:t>:</w:t>
+      </w:r>
+      <w:r>
+        <w:rPr>
+          <w:sz w:val="28"/>
+          <w:szCs w:val="28"/>
+        </w:rPr>
+        <w:t xml:space="preserve"> </w:t>
+      </w:r>
+      <w:r>
+        <w:rPr>
+          <w:sz w:val="28"/>
+          <w:szCs w:val="28"/>
+          <w:lang w:val="en-US"/>
+        </w:rPr>
+        <w:t>C</w:t>
+      </w:r>
+      <w:r>
+        <w:rPr>
+          <w:sz w:val="28"/>
+          <w:szCs w:val="28"/>
+        </w:rPr>
         <w:t xml:space="preserve"> – 1</w:t>
       </w:r>
-      <w:proofErr w:type="gramEnd"/>
+      <w:r>
+        <w:rPr>
+          <w:sz w:val="28"/>
+          <w:szCs w:val="28"/>
+        </w:rPr>
+        <w:t>3</w:t>
+      </w:r>
+      <w:r>
+        <w:rPr>
+          <w:sz w:val="28"/>
+          <w:szCs w:val="28"/>
+        </w:rPr>
+        <w:t xml:space="preserve"> столбец</w:t>
+      </w:r>
+      <w:r>
+        <w:rPr>
+          <w:sz w:val="28"/>
+          <w:szCs w:val="28"/>
+        </w:rPr>
+        <w:t xml:space="preserve">) </w:t>
+      </w:r>
+      <w:r>
+        <w:rPr>
+          <w:sz w:val="28"/>
+          <w:szCs w:val="28"/>
+        </w:rPr>
+        <w:t xml:space="preserve">при пересечении получается </w:t>
+      </w:r>
+      <w:r>
+        <w:rPr>
+          <w:sz w:val="28"/>
+          <w:szCs w:val="28"/>
+          <w:lang w:val="en-US"/>
+        </w:rPr>
+        <w:t>EB</w:t>
+      </w:r>
+    </w:p>
+    <w:p>
+      <w:pPr>
+        <w:spacing w:line="360" w:lineRule="auto"/>
+        <w:jc w:val="both"/>
+        <w:rPr>
+          <w:sz w:val="28"/>
+          <w:szCs w:val="28"/>
+        </w:rPr>
+      </w:pPr>
+      <w:r>
+        <w:rPr>
+          <w:sz w:val="28"/>
+          <w:szCs w:val="28"/>
+        </w:rPr>
+        <w:t xml:space="preserve">20 </w:t>
+      </w:r>
+      <w:r>
+        <w:rPr>
+          <w:sz w:val="28"/>
+          <w:szCs w:val="28"/>
+        </w:rPr>
+        <w:t>(</w:t>
+      </w:r>
+      <w:r>
+        <w:rPr>
+          <w:sz w:val="28"/>
+          <w:szCs w:val="28"/>
+          <w:lang w:val="en-US"/>
+        </w:rPr>
+        <w:t>X</w:t>
+      </w:r>
+      <w:r>
+        <w:rPr>
+          <w:sz w:val="28"/>
+          <w:szCs w:val="28"/>
+        </w:rPr>
+        <w:t xml:space="preserve">: </w:t>
+      </w:r>
+      <w:r>
+        <w:rPr>
+          <w:sz w:val="28"/>
+          <w:szCs w:val="28"/>
+        </w:rPr>
+        <w:t>2</w:t>
+      </w:r>
+      <w:r>
+        <w:rPr>
+          <w:sz w:val="28"/>
+          <w:szCs w:val="28"/>
+        </w:rPr>
+        <w:t xml:space="preserve"> – </w:t>
+      </w:r>
+      <w:r>
+        <w:rPr>
+          <w:sz w:val="28"/>
+          <w:szCs w:val="28"/>
+        </w:rPr>
+        <w:t>3</w:t>
+      </w:r>
       <w:r>
         <w:rPr>
           <w:sz w:val="28"/>
@@ -6782,13 +7126,12 @@
         </w:rPr>
         <w:t xml:space="preserve"> </w:t>
       </w:r>
-      <w:proofErr w:type="gramStart"/>
-      <w:r>
-        <w:rPr>
-          <w:sz w:val="28"/>
-          <w:szCs w:val="28"/>
-        </w:rPr>
-        <w:t>2</w:t>
+      <w:r>
+        <w:rPr>
+          <w:sz w:val="28"/>
+          <w:szCs w:val="28"/>
+        </w:rPr>
+        <w:t>0</w:t>
       </w:r>
       <w:r>
         <w:rPr>
@@ -6802,9 +7145,8 @@
           <w:sz w:val="28"/>
           <w:szCs w:val="28"/>
         </w:rPr>
-        <w:t>3</w:t>
-      </w:r>
-      <w:proofErr w:type="gramEnd"/>
+        <w:t>1</w:t>
+      </w:r>
       <w:r>
         <w:rPr>
           <w:sz w:val="28"/>
@@ -6830,8 +7172,16 @@
         <w:rPr>
           <w:sz w:val="28"/>
           <w:szCs w:val="28"/>
-        </w:rPr>
-        <w:t>77</w:t>
+          <w:lang w:val="en-US"/>
+        </w:rPr>
+        <w:t>B</w:t>
+      </w:r>
+      <w:r>
+        <w:rPr>
+          <w:sz w:val="28"/>
+          <w:szCs w:val="28"/>
+        </w:rPr>
+        <w:t>7</w:t>
       </w:r>
     </w:p>
     <w:p>
@@ -6847,16 +7197,88 @@
         <w:rPr>
           <w:sz w:val="28"/>
           <w:szCs w:val="28"/>
-          <w:lang w:val="en-US"/>
-        </w:rPr>
-        <w:t>D</w:t>
-      </w:r>
-      <w:r>
-        <w:rPr>
-          <w:sz w:val="28"/>
-          <w:szCs w:val="28"/>
-        </w:rPr>
-        <w:t>1</w:t>
+        </w:rPr>
+        <w:t>9</w:t>
+      </w:r>
+      <w:r>
+        <w:rPr>
+          <w:sz w:val="28"/>
+          <w:szCs w:val="28"/>
+          <w:lang w:val="en-US"/>
+        </w:rPr>
+        <w:t>C</w:t>
+      </w:r>
+      <w:r>
+        <w:rPr>
+          <w:sz w:val="28"/>
+          <w:szCs w:val="28"/>
+        </w:rPr>
+        <w:t xml:space="preserve"> (</w:t>
+      </w:r>
+      <w:r>
+        <w:rPr>
+          <w:sz w:val="28"/>
+          <w:szCs w:val="28"/>
+          <w:lang w:val="en-US"/>
+        </w:rPr>
+        <w:t>X</w:t>
+      </w:r>
+      <w:r>
+        <w:rPr>
+          <w:sz w:val="28"/>
+          <w:szCs w:val="28"/>
+        </w:rPr>
+        <w:t xml:space="preserve">: </w:t>
+      </w:r>
+      <w:r>
+        <w:rPr>
+          <w:sz w:val="28"/>
+          <w:szCs w:val="28"/>
+        </w:rPr>
+        <w:t>9</w:t>
+      </w:r>
+      <w:r>
+        <w:rPr>
+          <w:sz w:val="28"/>
+          <w:szCs w:val="28"/>
+        </w:rPr>
+        <w:t xml:space="preserve"> – </w:t>
+      </w:r>
+      <w:r>
+        <w:rPr>
+          <w:sz w:val="28"/>
+          <w:szCs w:val="28"/>
+        </w:rPr>
+        <w:t>10</w:t>
+      </w:r>
+      <w:r>
+        <w:rPr>
+          <w:sz w:val="28"/>
+          <w:szCs w:val="28"/>
+        </w:rPr>
+        <w:t xml:space="preserve"> строка</w:t>
+      </w:r>
+      <w:r>
+        <w:rPr>
+          <w:sz w:val="28"/>
+          <w:szCs w:val="28"/>
+        </w:rPr>
+        <w:t xml:space="preserve">, </w:t>
+      </w:r>
+      <w:r>
+        <w:rPr>
+          <w:sz w:val="28"/>
+          <w:szCs w:val="28"/>
+          <w:lang w:val="en-US"/>
+        </w:rPr>
+        <w:t>Y</w:t>
+      </w:r>
+      <w:r>
+        <w:rPr>
+          <w:sz w:val="28"/>
+          <w:szCs w:val="28"/>
+        </w:rPr>
+        <w:t>:</w:t>
       </w:r>
       <w:r>
         <w:rPr>
@@ -6869,8 +7291,83 @@
         <w:rPr>
           <w:sz w:val="28"/>
           <w:szCs w:val="28"/>
-        </w:rPr>
-        <w:t>(</w:t>
+          <w:lang w:val="en-US"/>
+        </w:rPr>
+        <w:t>C</w:t>
+      </w:r>
+      <w:r>
+        <w:rPr>
+          <w:sz w:val="28"/>
+          <w:szCs w:val="28"/>
+        </w:rPr>
+        <w:t xml:space="preserve"> – </w:t>
+      </w:r>
+      <w:r>
+        <w:rPr>
+          <w:sz w:val="28"/>
+          <w:szCs w:val="28"/>
+        </w:rPr>
+        <w:t>13</w:t>
+      </w:r>
+      <w:r>
+        <w:rPr>
+          <w:sz w:val="28"/>
+          <w:szCs w:val="28"/>
+        </w:rPr>
+        <w:t xml:space="preserve"> столбец</w:t>
+      </w:r>
+      <w:r>
+        <w:rPr>
+          <w:sz w:val="28"/>
+          <w:szCs w:val="28"/>
+        </w:rPr>
+        <w:t xml:space="preserve">) </w:t>
+      </w:r>
+      <w:r>
+        <w:rPr>
+          <w:sz w:val="28"/>
+          <w:szCs w:val="28"/>
+        </w:rPr>
+        <w:t xml:space="preserve">при пересечении получается </w:t>
+      </w:r>
+      <w:r>
+        <w:rPr>
+          <w:sz w:val="28"/>
+          <w:szCs w:val="28"/>
+          <w:lang w:val="en-US"/>
+        </w:rPr>
+        <w:t>DE</w:t>
+      </w:r>
+    </w:p>
+    <w:p>
+      <w:pPr>
+        <w:spacing w:line="360" w:lineRule="auto"/>
+        <w:jc w:val="both"/>
+        <w:rPr>
+          <w:sz w:val="28"/>
+          <w:szCs w:val="28"/>
+        </w:rPr>
+      </w:pPr>
+      <w:r>
+        <w:rPr>
+          <w:sz w:val="28"/>
+          <w:szCs w:val="28"/>
+        </w:rPr>
+        <w:t>8</w:t>
+      </w:r>
+      <w:r>
+        <w:rPr>
+          <w:sz w:val="28"/>
+          <w:szCs w:val="28"/>
+        </w:rPr>
+        <w:t>7</w:t>
+      </w:r>
+      <w:r>
+        <w:rPr>
+          <w:sz w:val="28"/>
+          <w:szCs w:val="28"/>
+        </w:rPr>
+        <w:t xml:space="preserve"> (</w:t>
       </w:r>
       <w:r>
         <w:rPr>
@@ -6891,9 +7388,8 @@
         <w:rPr>
           <w:sz w:val="28"/>
           <w:szCs w:val="28"/>
-          <w:lang w:val="en-US"/>
-        </w:rPr>
-        <w:t>D</w:t>
+        </w:rPr>
+        <w:t>8</w:t>
       </w:r>
       <w:r>
         <w:rPr>
@@ -6907,7 +7403,7 @@
           <w:sz w:val="28"/>
           <w:szCs w:val="28"/>
         </w:rPr>
-        <w:t>14</w:t>
+        <w:t>9</w:t>
       </w:r>
       <w:r>
         <w:rPr>
@@ -6950,7 +7446,7 @@
           <w:sz w:val="28"/>
           <w:szCs w:val="28"/>
         </w:rPr>
-        <w:t>1</w:t>
+        <w:t>7</w:t>
       </w:r>
       <w:r>
         <w:rPr>
@@ -6964,643 +7460,8 @@
           <w:sz w:val="28"/>
           <w:szCs w:val="28"/>
         </w:rPr>
-        <w:t>2</w:t>
-      </w:r>
-      <w:r>
-        <w:rPr>
-          <w:sz w:val="28"/>
-          <w:szCs w:val="28"/>
-        </w:rPr>
-        <w:t xml:space="preserve"> столбец</w:t>
-      </w:r>
-      <w:r>
-        <w:rPr>
-          <w:sz w:val="28"/>
-          <w:szCs w:val="28"/>
-        </w:rPr>
-        <w:t xml:space="preserve">) </w:t>
-      </w:r>
-      <w:r>
-        <w:rPr>
-          <w:sz w:val="28"/>
-          <w:szCs w:val="28"/>
-        </w:rPr>
-        <w:t xml:space="preserve">при пересечении получается </w:t>
-      </w:r>
-      <w:r>
-        <w:rPr>
-          <w:sz w:val="28"/>
-          <w:szCs w:val="28"/>
-        </w:rPr>
-        <w:t>3</w:t>
-      </w:r>
-      <w:r>
-        <w:rPr>
-          <w:sz w:val="28"/>
-          <w:szCs w:val="28"/>
-          <w:lang w:val="en-US"/>
-        </w:rPr>
-        <w:t>E</w:t>
-      </w:r>
-    </w:p>
-    <w:p>
-      <w:pPr>
-        <w:spacing w:line="360" w:lineRule="auto"/>
-        <w:jc w:val="both"/>
-        <w:rPr>
-          <w:sz w:val="28"/>
-          <w:szCs w:val="28"/>
-        </w:rPr>
-      </w:pPr>
-      <w:r>
-        <w:rPr>
-          <w:sz w:val="28"/>
-          <w:szCs w:val="28"/>
-        </w:rPr>
-        <w:t>3</w:t>
-      </w:r>
-      <w:r>
-        <w:rPr>
-          <w:sz w:val="28"/>
-          <w:szCs w:val="28"/>
-          <w:lang w:val="en-US"/>
-        </w:rPr>
-        <w:t>C</w:t>
-      </w:r>
-      <w:r>
-        <w:rPr>
-          <w:sz w:val="28"/>
-          <w:szCs w:val="28"/>
-        </w:rPr>
-        <w:t xml:space="preserve"> (</w:t>
-      </w:r>
-      <w:r>
-        <w:rPr>
-          <w:sz w:val="28"/>
-          <w:szCs w:val="28"/>
-          <w:lang w:val="en-US"/>
-        </w:rPr>
-        <w:t>X</w:t>
-      </w:r>
-      <w:r>
-        <w:rPr>
-          <w:sz w:val="28"/>
-          <w:szCs w:val="28"/>
-        </w:rPr>
-        <w:t xml:space="preserve">: </w:t>
-      </w:r>
-      <w:proofErr w:type="gramStart"/>
-      <w:r>
-        <w:rPr>
-          <w:sz w:val="28"/>
-          <w:szCs w:val="28"/>
-        </w:rPr>
-        <w:t>3</w:t>
-      </w:r>
-      <w:r>
-        <w:rPr>
-          <w:sz w:val="28"/>
-          <w:szCs w:val="28"/>
-        </w:rPr>
-        <w:t xml:space="preserve"> – </w:t>
-      </w:r>
-      <w:r>
-        <w:rPr>
-          <w:sz w:val="28"/>
-          <w:szCs w:val="28"/>
-        </w:rPr>
-        <w:t>4</w:t>
-      </w:r>
-      <w:proofErr w:type="gramEnd"/>
-      <w:r>
-        <w:rPr>
-          <w:sz w:val="28"/>
-          <w:szCs w:val="28"/>
-        </w:rPr>
-        <w:t xml:space="preserve"> строка</w:t>
-      </w:r>
-      <w:r>
-        <w:rPr>
-          <w:sz w:val="28"/>
-          <w:szCs w:val="28"/>
-        </w:rPr>
-        <w:t xml:space="preserve">, </w:t>
-      </w:r>
-      <w:r>
-        <w:rPr>
-          <w:sz w:val="28"/>
-          <w:szCs w:val="28"/>
-          <w:lang w:val="en-US"/>
-        </w:rPr>
-        <w:t>Y</w:t>
-      </w:r>
-      <w:r>
-        <w:rPr>
-          <w:sz w:val="28"/>
-          <w:szCs w:val="28"/>
-        </w:rPr>
-        <w:t>:</w:t>
-      </w:r>
-      <w:r>
-        <w:rPr>
-          <w:sz w:val="28"/>
-          <w:szCs w:val="28"/>
-        </w:rPr>
-        <w:t xml:space="preserve"> </w:t>
-      </w:r>
-      <w:r>
-        <w:rPr>
-          <w:sz w:val="28"/>
-          <w:szCs w:val="28"/>
-          <w:lang w:val="en-US"/>
-        </w:rPr>
-        <w:t>C</w:t>
-      </w:r>
-      <w:r>
-        <w:rPr>
-          <w:sz w:val="28"/>
-          <w:szCs w:val="28"/>
-        </w:rPr>
-        <w:t xml:space="preserve"> – 1</w:t>
-      </w:r>
-      <w:r>
-        <w:rPr>
-          <w:sz w:val="28"/>
-          <w:szCs w:val="28"/>
-        </w:rPr>
-        <w:t>3</w:t>
-      </w:r>
-      <w:r>
-        <w:rPr>
-          <w:sz w:val="28"/>
-          <w:szCs w:val="28"/>
-        </w:rPr>
-        <w:t xml:space="preserve"> столбец</w:t>
-      </w:r>
-      <w:r>
-        <w:rPr>
-          <w:sz w:val="28"/>
-          <w:szCs w:val="28"/>
-        </w:rPr>
-        <w:t xml:space="preserve">) </w:t>
-      </w:r>
-      <w:r>
-        <w:rPr>
-          <w:sz w:val="28"/>
-          <w:szCs w:val="28"/>
-        </w:rPr>
-        <w:t xml:space="preserve">при пересечении получается </w:t>
-      </w:r>
-      <w:r>
-        <w:rPr>
-          <w:sz w:val="28"/>
-          <w:szCs w:val="28"/>
-          <w:lang w:val="en-US"/>
-        </w:rPr>
-        <w:t>EB</w:t>
-      </w:r>
-    </w:p>
-    <w:p>
-      <w:pPr>
-        <w:spacing w:line="360" w:lineRule="auto"/>
-        <w:jc w:val="both"/>
-        <w:rPr>
-          <w:sz w:val="28"/>
-          <w:szCs w:val="28"/>
-        </w:rPr>
-      </w:pPr>
-      <w:r>
-        <w:rPr>
-          <w:sz w:val="28"/>
-          <w:szCs w:val="28"/>
-        </w:rPr>
-        <w:t xml:space="preserve">20 </w:t>
-      </w:r>
-      <w:r>
-        <w:rPr>
-          <w:sz w:val="28"/>
-          <w:szCs w:val="28"/>
-        </w:rPr>
-        <w:t>(</w:t>
-      </w:r>
-      <w:r>
-        <w:rPr>
-          <w:sz w:val="28"/>
-          <w:szCs w:val="28"/>
-          <w:lang w:val="en-US"/>
-        </w:rPr>
-        <w:t>X</w:t>
-      </w:r>
-      <w:r>
-        <w:rPr>
-          <w:sz w:val="28"/>
-          <w:szCs w:val="28"/>
-        </w:rPr>
-        <w:t xml:space="preserve">: </w:t>
-      </w:r>
-      <w:proofErr w:type="gramStart"/>
-      <w:r>
-        <w:rPr>
-          <w:sz w:val="28"/>
-          <w:szCs w:val="28"/>
-        </w:rPr>
-        <w:t>2</w:t>
-      </w:r>
-      <w:r>
-        <w:rPr>
-          <w:sz w:val="28"/>
-          <w:szCs w:val="28"/>
-        </w:rPr>
-        <w:t xml:space="preserve"> – </w:t>
-      </w:r>
-      <w:r>
-        <w:rPr>
-          <w:sz w:val="28"/>
-          <w:szCs w:val="28"/>
-        </w:rPr>
-        <w:t>3</w:t>
-      </w:r>
-      <w:proofErr w:type="gramEnd"/>
-      <w:r>
-        <w:rPr>
-          <w:sz w:val="28"/>
-          <w:szCs w:val="28"/>
-        </w:rPr>
-        <w:t xml:space="preserve"> строка</w:t>
-      </w:r>
-      <w:r>
-        <w:rPr>
-          <w:sz w:val="28"/>
-          <w:szCs w:val="28"/>
-        </w:rPr>
-        <w:t xml:space="preserve">, </w:t>
-      </w:r>
-      <w:r>
-        <w:rPr>
-          <w:sz w:val="28"/>
-          <w:szCs w:val="28"/>
-          <w:lang w:val="en-US"/>
-        </w:rPr>
-        <w:t>Y</w:t>
-      </w:r>
-      <w:r>
-        <w:rPr>
-          <w:sz w:val="28"/>
-          <w:szCs w:val="28"/>
-        </w:rPr>
-        <w:t>:</w:t>
-      </w:r>
-      <w:r>
-        <w:rPr>
-          <w:sz w:val="28"/>
-          <w:szCs w:val="28"/>
-        </w:rPr>
-        <w:t xml:space="preserve"> </w:t>
-      </w:r>
-      <w:proofErr w:type="gramStart"/>
-      <w:r>
-        <w:rPr>
-          <w:sz w:val="28"/>
-          <w:szCs w:val="28"/>
-        </w:rPr>
-        <w:t>0</w:t>
-      </w:r>
-      <w:r>
-        <w:rPr>
-          <w:sz w:val="28"/>
-          <w:szCs w:val="28"/>
-        </w:rPr>
-        <w:t xml:space="preserve"> – </w:t>
-      </w:r>
-      <w:r>
-        <w:rPr>
-          <w:sz w:val="28"/>
-          <w:szCs w:val="28"/>
-        </w:rPr>
-        <w:t>1</w:t>
-      </w:r>
-      <w:proofErr w:type="gramEnd"/>
-      <w:r>
-        <w:rPr>
-          <w:sz w:val="28"/>
-          <w:szCs w:val="28"/>
-        </w:rPr>
-        <w:t xml:space="preserve"> столбец</w:t>
-      </w:r>
-      <w:r>
-        <w:rPr>
-          <w:sz w:val="28"/>
-          <w:szCs w:val="28"/>
-        </w:rPr>
-        <w:t xml:space="preserve">) </w:t>
-      </w:r>
-      <w:r>
-        <w:rPr>
-          <w:sz w:val="28"/>
-          <w:szCs w:val="28"/>
-        </w:rPr>
-        <w:t xml:space="preserve">при пересечении получается </w:t>
-      </w:r>
-      <w:r>
-        <w:rPr>
-          <w:sz w:val="28"/>
-          <w:szCs w:val="28"/>
-          <w:lang w:val="en-US"/>
-        </w:rPr>
-        <w:t>B</w:t>
-      </w:r>
-      <w:r>
-        <w:rPr>
-          <w:sz w:val="28"/>
-          <w:szCs w:val="28"/>
-        </w:rPr>
-        <w:t>7</w:t>
-      </w:r>
-    </w:p>
-    <w:p>
-      <w:pPr>
-        <w:spacing w:line="360" w:lineRule="auto"/>
-        <w:jc w:val="both"/>
-        <w:rPr>
-          <w:sz w:val="28"/>
-          <w:szCs w:val="28"/>
-        </w:rPr>
-      </w:pPr>
-      <w:r>
-        <w:rPr>
-          <w:sz w:val="28"/>
-          <w:szCs w:val="28"/>
-        </w:rPr>
-        <w:t>9</w:t>
-      </w:r>
-      <w:r>
-        <w:rPr>
-          <w:sz w:val="28"/>
-          <w:szCs w:val="28"/>
-          <w:lang w:val="en-US"/>
-        </w:rPr>
-        <w:t>C</w:t>
-      </w:r>
-      <w:r>
-        <w:rPr>
-          <w:sz w:val="28"/>
-          <w:szCs w:val="28"/>
-        </w:rPr>
-        <w:t xml:space="preserve"> (</w:t>
-      </w:r>
-      <w:r>
-        <w:rPr>
-          <w:sz w:val="28"/>
-          <w:szCs w:val="28"/>
-          <w:lang w:val="en-US"/>
-        </w:rPr>
-        <w:t>X</w:t>
-      </w:r>
-      <w:r>
-        <w:rPr>
-          <w:sz w:val="28"/>
-          <w:szCs w:val="28"/>
-        </w:rPr>
-        <w:t xml:space="preserve">: </w:t>
-      </w:r>
-      <w:proofErr w:type="gramStart"/>
-      <w:r>
-        <w:rPr>
-          <w:sz w:val="28"/>
-          <w:szCs w:val="28"/>
-        </w:rPr>
-        <w:t>9</w:t>
-      </w:r>
-      <w:r>
-        <w:rPr>
-          <w:sz w:val="28"/>
-          <w:szCs w:val="28"/>
-        </w:rPr>
-        <w:t xml:space="preserve"> – </w:t>
-      </w:r>
-      <w:r>
-        <w:rPr>
-          <w:sz w:val="28"/>
-          <w:szCs w:val="28"/>
-        </w:rPr>
-        <w:t>10</w:t>
-      </w:r>
-      <w:proofErr w:type="gramEnd"/>
-      <w:r>
-        <w:rPr>
-          <w:sz w:val="28"/>
-          <w:szCs w:val="28"/>
-        </w:rPr>
-        <w:t xml:space="preserve"> строка</w:t>
-      </w:r>
-      <w:r>
-        <w:rPr>
-          <w:sz w:val="28"/>
-          <w:szCs w:val="28"/>
-        </w:rPr>
-        <w:t xml:space="preserve">, </w:t>
-      </w:r>
-      <w:r>
-        <w:rPr>
-          <w:sz w:val="28"/>
-          <w:szCs w:val="28"/>
-          <w:lang w:val="en-US"/>
-        </w:rPr>
-        <w:t>Y</w:t>
-      </w:r>
-      <w:r>
-        <w:rPr>
-          <w:sz w:val="28"/>
-          <w:szCs w:val="28"/>
-        </w:rPr>
-        <w:t>:</w:t>
-      </w:r>
-      <w:r>
-        <w:rPr>
-          <w:sz w:val="28"/>
-          <w:szCs w:val="28"/>
-        </w:rPr>
-        <w:t xml:space="preserve"> </w:t>
-      </w:r>
-      <w:r>
-        <w:rPr>
-          <w:sz w:val="28"/>
-          <w:szCs w:val="28"/>
-          <w:lang w:val="en-US"/>
-        </w:rPr>
-        <w:t>C</w:t>
-      </w:r>
-      <w:r>
-        <w:rPr>
-          <w:sz w:val="28"/>
-          <w:szCs w:val="28"/>
-        </w:rPr>
-        <w:t xml:space="preserve"> – </w:t>
-      </w:r>
-      <w:r>
-        <w:rPr>
-          <w:sz w:val="28"/>
-          <w:szCs w:val="28"/>
-        </w:rPr>
-        <w:t>13</w:t>
-      </w:r>
-      <w:r>
-        <w:rPr>
-          <w:sz w:val="28"/>
-          <w:szCs w:val="28"/>
-        </w:rPr>
-        <w:t xml:space="preserve"> столбец</w:t>
-      </w:r>
-      <w:r>
-        <w:rPr>
-          <w:sz w:val="28"/>
-          <w:szCs w:val="28"/>
-        </w:rPr>
-        <w:t xml:space="preserve">) </w:t>
-      </w:r>
-      <w:r>
-        <w:rPr>
-          <w:sz w:val="28"/>
-          <w:szCs w:val="28"/>
-        </w:rPr>
-        <w:t xml:space="preserve">при пересечении получается </w:t>
-      </w:r>
-      <w:r>
-        <w:rPr>
-          <w:sz w:val="28"/>
-          <w:szCs w:val="28"/>
-          <w:lang w:val="en-US"/>
-        </w:rPr>
-        <w:t>DE</w:t>
-      </w:r>
-    </w:p>
-    <w:p>
-      <w:pPr>
-        <w:spacing w:line="360" w:lineRule="auto"/>
-        <w:jc w:val="both"/>
-        <w:rPr>
-          <w:sz w:val="28"/>
-          <w:szCs w:val="28"/>
-        </w:rPr>
-      </w:pPr>
-      <w:r>
-        <w:rPr>
-          <w:sz w:val="28"/>
-          <w:szCs w:val="28"/>
-        </w:rPr>
         <w:t>8</w:t>
       </w:r>
-      <w:r>
-        <w:rPr>
-          <w:sz w:val="28"/>
-          <w:szCs w:val="28"/>
-        </w:rPr>
-        <w:t>7</w:t>
-      </w:r>
-      <w:r>
-        <w:rPr>
-          <w:sz w:val="28"/>
-          <w:szCs w:val="28"/>
-        </w:rPr>
-        <w:t xml:space="preserve"> (</w:t>
-      </w:r>
-      <w:r>
-        <w:rPr>
-          <w:sz w:val="28"/>
-          <w:szCs w:val="28"/>
-          <w:lang w:val="en-US"/>
-        </w:rPr>
-        <w:t>X</w:t>
-      </w:r>
-      <w:r>
-        <w:rPr>
-          <w:sz w:val="28"/>
-          <w:szCs w:val="28"/>
-        </w:rPr>
-        <w:t xml:space="preserve">: </w:t>
-      </w:r>
-      <w:proofErr w:type="gramStart"/>
-      <w:r>
-        <w:rPr>
-          <w:sz w:val="28"/>
-          <w:szCs w:val="28"/>
-        </w:rPr>
-        <w:t>8</w:t>
-      </w:r>
-      <w:r>
-        <w:rPr>
-          <w:sz w:val="28"/>
-          <w:szCs w:val="28"/>
-        </w:rPr>
-        <w:t xml:space="preserve"> – </w:t>
-      </w:r>
-      <w:r>
-        <w:rPr>
-          <w:sz w:val="28"/>
-          <w:szCs w:val="28"/>
-        </w:rPr>
-        <w:t>9</w:t>
-      </w:r>
-      <w:proofErr w:type="gramEnd"/>
-      <w:r>
-        <w:rPr>
-          <w:sz w:val="28"/>
-          <w:szCs w:val="28"/>
-        </w:rPr>
-        <w:t xml:space="preserve"> строка</w:t>
-      </w:r>
-      <w:r>
-        <w:rPr>
-          <w:sz w:val="28"/>
-          <w:szCs w:val="28"/>
-        </w:rPr>
-        <w:t xml:space="preserve">, </w:t>
-      </w:r>
-      <w:r>
-        <w:rPr>
-          <w:sz w:val="28"/>
-          <w:szCs w:val="28"/>
-          <w:lang w:val="en-US"/>
-        </w:rPr>
-        <w:t>Y</w:t>
-      </w:r>
-      <w:r>
-        <w:rPr>
-          <w:sz w:val="28"/>
-          <w:szCs w:val="28"/>
-        </w:rPr>
-        <w:t>:</w:t>
-      </w:r>
-      <w:r>
-        <w:rPr>
-          <w:sz w:val="28"/>
-          <w:szCs w:val="28"/>
-        </w:rPr>
-        <w:t xml:space="preserve"> </w:t>
-      </w:r>
-      <w:proofErr w:type="gramStart"/>
-      <w:r>
-        <w:rPr>
-          <w:sz w:val="28"/>
-          <w:szCs w:val="28"/>
-        </w:rPr>
-        <w:t>7</w:t>
-      </w:r>
-      <w:r>
-        <w:rPr>
-          <w:sz w:val="28"/>
-          <w:szCs w:val="28"/>
-        </w:rPr>
-        <w:t xml:space="preserve"> – </w:t>
-      </w:r>
-      <w:r>
-        <w:rPr>
-          <w:sz w:val="28"/>
-          <w:szCs w:val="28"/>
-        </w:rPr>
-        <w:t>8</w:t>
-      </w:r>
-      <w:proofErr w:type="gramEnd"/>
       <w:r>
         <w:rPr>
           <w:sz w:val="28"/>
@@ -8148,7 +8009,6 @@
         </w:rPr>
         <w:t xml:space="preserve">: </w:t>
       </w:r>
-      <w:proofErr w:type="gramStart"/>
       <w:r>
         <w:rPr>
           <w:sz w:val="28"/>
@@ -8170,7 +8030,6 @@
         </w:rPr>
         <w:t>0</w:t>
       </w:r>
-      <w:proofErr w:type="gramEnd"/>
       <w:r>
         <w:rPr>
           <w:sz w:val="28"/>
@@ -8207,7 +8066,6 @@
         </w:rPr>
         <w:t xml:space="preserve"> </w:t>
       </w:r>
-      <w:proofErr w:type="gramStart"/>
       <w:r>
         <w:rPr>
           <w:sz w:val="28"/>
@@ -8229,7 +8087,6 @@
         </w:rPr>
         <w:t>2</w:t>
       </w:r>
-      <w:proofErr w:type="gramEnd"/>
       <w:r>
         <w:rPr>
           <w:sz w:val="28"/>
@@ -8297,7 +8154,6 @@
         </w:rPr>
         <w:t xml:space="preserve">: </w:t>
       </w:r>
-      <w:proofErr w:type="gramStart"/>
       <w:r>
         <w:rPr>
           <w:sz w:val="28"/>
@@ -8319,7 +8175,6 @@
         </w:rPr>
         <w:t>5</w:t>
       </w:r>
-      <w:proofErr w:type="gramEnd"/>
       <w:r>
         <w:rPr>
           <w:sz w:val="28"/>
@@ -8356,7 +8211,6 @@
         </w:rPr>
         <w:t xml:space="preserve"> </w:t>
       </w:r>
-      <w:proofErr w:type="gramStart"/>
       <w:r>
         <w:rPr>
           <w:sz w:val="28"/>
@@ -8378,7 +8232,6 @@
         </w:rPr>
         <w:t>8</w:t>
       </w:r>
-      <w:proofErr w:type="gramEnd"/>
       <w:r>
         <w:rPr>
           <w:sz w:val="28"/>
@@ -8454,7 +8307,6 @@
         </w:rPr>
         <w:t xml:space="preserve">: </w:t>
       </w:r>
-      <w:proofErr w:type="gramStart"/>
       <w:r>
         <w:rPr>
           <w:sz w:val="28"/>
@@ -8476,7 +8328,6 @@
         </w:rPr>
         <w:t>4</w:t>
       </w:r>
-      <w:proofErr w:type="gramEnd"/>
       <w:r>
         <w:rPr>
           <w:sz w:val="28"/>
@@ -8513,7 +8364,6 @@
         </w:rPr>
         <w:t xml:space="preserve"> </w:t>
       </w:r>
-      <w:proofErr w:type="gramStart"/>
       <w:r>
         <w:rPr>
           <w:sz w:val="28"/>
@@ -8535,7 +8385,6 @@
         </w:rPr>
         <w:t>4</w:t>
       </w:r>
-      <w:proofErr w:type="gramEnd"/>
       <w:r>
         <w:rPr>
           <w:sz w:val="28"/>
@@ -8611,7 +8460,6 @@
         </w:rPr>
         <w:t xml:space="preserve">: </w:t>
       </w:r>
-      <w:proofErr w:type="gramStart"/>
       <w:r>
         <w:rPr>
           <w:sz w:val="28"/>
@@ -8633,7 +8481,6 @@
         </w:rPr>
         <w:t>8</w:t>
       </w:r>
-      <w:proofErr w:type="gramEnd"/>
       <w:r>
         <w:rPr>
           <w:sz w:val="28"/>
@@ -8670,7 +8517,6 @@
         </w:rPr>
         <w:t xml:space="preserve"> </w:t>
       </w:r>
-      <w:proofErr w:type="gramStart"/>
       <w:r>
         <w:rPr>
           <w:sz w:val="28"/>
@@ -8692,7 +8538,6 @@
         </w:rPr>
         <w:t>5</w:t>
       </w:r>
-      <w:proofErr w:type="gramEnd"/>
       <w:r>
         <w:rPr>
           <w:sz w:val="28"/>
@@ -8800,7 +8645,6 @@
         </w:rPr>
         <w:t xml:space="preserve">Рисунок 22 - </w:t>
       </w:r>
-      <w:proofErr w:type="spellStart"/>
       <w:r>
         <w:rPr>
           <w:sz w:val="28"/>
@@ -8809,7 +8653,6 @@
         </w:rPr>
         <w:t>ShiftRow</w:t>
       </w:r>
-      <w:proofErr w:type="spellEnd"/>
       <w:r>
         <w:rPr>
           <w:sz w:val="28"/>
@@ -8897,7 +8740,6 @@
         </w:rPr>
         <w:t xml:space="preserve">Рисунок 23 – </w:t>
       </w:r>
-      <w:proofErr w:type="spellStart"/>
       <w:r>
         <w:rPr>
           <w:sz w:val="28"/>
@@ -8906,7 +8748,6 @@
         </w:rPr>
         <w:t>MixColumn</w:t>
       </w:r>
-      <w:proofErr w:type="spellEnd"/>
     </w:p>
     <w:p>
       <w:pPr>
@@ -8989,7 +8830,6 @@
         </w:rPr>
         <w:t xml:space="preserve">Рисунок 24 – </w:t>
       </w:r>
-      <w:proofErr w:type="spellStart"/>
       <w:r>
         <w:rPr>
           <w:sz w:val="28"/>
@@ -8998,7 +8838,6 @@
         </w:rPr>
         <w:t>AddRoundKey</w:t>
       </w:r>
-      <w:proofErr w:type="spellEnd"/>
     </w:p>
     <w:p>
       <w:pPr>
@@ -9097,7 +8936,6 @@
         </w:rPr>
         <w:t xml:space="preserve">Рисунок 25 – </w:t>
       </w:r>
-      <w:proofErr w:type="spellStart"/>
       <w:r>
         <w:rPr>
           <w:sz w:val="28"/>
@@ -9106,7 +8944,6 @@
         </w:rPr>
         <w:t>ByteSub</w:t>
       </w:r>
-      <w:proofErr w:type="spellEnd"/>
     </w:p>
     <w:p>
       <w:pPr>
@@ -9197,7 +9034,6 @@
         </w:rPr>
         <w:t xml:space="preserve">Рисунок 26 - </w:t>
       </w:r>
-      <w:proofErr w:type="spellStart"/>
       <w:r>
         <w:rPr>
           <w:sz w:val="28"/>
@@ -9206,7 +9042,6 @@
         </w:rPr>
         <w:t>ShiftRow</w:t>
       </w:r>
-      <w:proofErr w:type="spellEnd"/>
       <w:r>
         <w:rPr>
           <w:sz w:val="28"/>
@@ -9295,7 +9130,6 @@
         </w:rPr>
         <w:t xml:space="preserve">Рисунок 27 – </w:t>
       </w:r>
-      <w:proofErr w:type="spellStart"/>
       <w:r>
         <w:rPr>
           <w:sz w:val="28"/>
@@ -9304,7 +9138,6 @@
         </w:rPr>
         <w:t>MixColumn</w:t>
       </w:r>
-      <w:proofErr w:type="spellEnd"/>
     </w:p>
     <w:p>
       <w:pPr>
@@ -9386,7 +9219,6 @@
         </w:rPr>
         <w:t xml:space="preserve">Рисунок 28 – </w:t>
       </w:r>
-      <w:proofErr w:type="spellStart"/>
       <w:r>
         <w:rPr>
           <w:sz w:val="28"/>
@@ -9395,7 +9227,6 @@
         </w:rPr>
         <w:t>AddRoundKey</w:t>
       </w:r>
-      <w:proofErr w:type="spellEnd"/>
     </w:p>
     <w:p>
       <w:pPr>
@@ -9494,7 +9325,6 @@
         </w:rPr>
         <w:t xml:space="preserve">Рисунок 29 – </w:t>
       </w:r>
-      <w:proofErr w:type="spellStart"/>
       <w:r>
         <w:rPr>
           <w:sz w:val="28"/>
@@ -9503,7 +9333,6 @@
         </w:rPr>
         <w:t>ByteSub</w:t>
       </w:r>
-      <w:proofErr w:type="spellEnd"/>
     </w:p>
     <w:p>
       <w:pPr>
@@ -9584,7 +9413,6 @@
         </w:rPr>
         <w:t xml:space="preserve">Рисунок 30 - </w:t>
       </w:r>
-      <w:proofErr w:type="spellStart"/>
       <w:r>
         <w:rPr>
           <w:sz w:val="28"/>
@@ -9593,7 +9421,6 @@
         </w:rPr>
         <w:t>ShiftRow</w:t>
       </w:r>
-      <w:proofErr w:type="spellEnd"/>
       <w:r>
         <w:rPr>
           <w:sz w:val="28"/>
@@ -9681,7 +9508,6 @@
         </w:rPr>
         <w:t xml:space="preserve">Рисунок 31 – </w:t>
       </w:r>
-      <w:proofErr w:type="spellStart"/>
       <w:r>
         <w:rPr>
           <w:sz w:val="28"/>
@@ -9690,7 +9516,6 @@
         </w:rPr>
         <w:t>MixColumn</w:t>
       </w:r>
-      <w:proofErr w:type="spellEnd"/>
     </w:p>
     <w:p>
       <w:pPr>
@@ -9771,7 +9596,6 @@
         </w:rPr>
         <w:t xml:space="preserve">Рисунок 32 – </w:t>
       </w:r>
-      <w:proofErr w:type="spellStart"/>
       <w:r>
         <w:rPr>
           <w:sz w:val="28"/>
@@ -9780,7 +9604,6 @@
         </w:rPr>
         <w:t>AddRoundKey</w:t>
       </w:r>
-      <w:proofErr w:type="spellEnd"/>
     </w:p>
     <w:p>
       <w:pPr>
@@ -9879,7 +9702,6 @@
         </w:rPr>
         <w:t xml:space="preserve">Рисунок 33 – </w:t>
       </w:r>
-      <w:proofErr w:type="spellStart"/>
       <w:r>
         <w:rPr>
           <w:sz w:val="28"/>
@@ -9888,7 +9710,6 @@
         </w:rPr>
         <w:t>ByteSub</w:t>
       </w:r>
-      <w:proofErr w:type="spellEnd"/>
     </w:p>
     <w:p>
       <w:pPr>
@@ -9915,7 +9736,6 @@
         </w:rPr>
         <w:t xml:space="preserve">Проверка </w:t>
       </w:r>
-      <w:proofErr w:type="spellStart"/>
       <w:r>
         <w:rPr>
           <w:sz w:val="28"/>
@@ -9924,7 +9744,6 @@
         </w:rPr>
         <w:t>ByteSub</w:t>
       </w:r>
-      <w:proofErr w:type="spellEnd"/>
       <w:r>
         <w:rPr>
           <w:sz w:val="28"/>
@@ -10088,7 +9907,6 @@
         </w:rPr>
         <w:t xml:space="preserve">: </w:t>
       </w:r>
-      <w:proofErr w:type="gramStart"/>
       <w:r>
         <w:rPr>
           <w:sz w:val="28"/>
@@ -10110,7 +9928,6 @@
         </w:rPr>
         <w:t>8</w:t>
       </w:r>
-      <w:proofErr w:type="gramEnd"/>
       <w:r>
         <w:rPr>
           <w:sz w:val="28"/>
@@ -10252,7 +10069,6 @@
         </w:rPr>
         <w:t xml:space="preserve">: </w:t>
       </w:r>
-      <w:proofErr w:type="gramStart"/>
       <w:r>
         <w:rPr>
           <w:sz w:val="28"/>
@@ -10274,7 +10090,6 @@
         </w:rPr>
         <w:t>6</w:t>
       </w:r>
-      <w:proofErr w:type="gramEnd"/>
       <w:r>
         <w:rPr>
           <w:sz w:val="28"/>
@@ -10401,7 +10216,6 @@
         </w:rPr>
         <w:t xml:space="preserve">: </w:t>
       </w:r>
-      <w:proofErr w:type="gramStart"/>
       <w:r>
         <w:rPr>
           <w:sz w:val="28"/>
@@ -10423,7 +10237,6 @@
         </w:rPr>
         <w:t>1</w:t>
       </w:r>
-      <w:proofErr w:type="gramEnd"/>
       <w:r>
         <w:rPr>
           <w:sz w:val="28"/>
@@ -10460,7 +10273,6 @@
         </w:rPr>
         <w:t xml:space="preserve"> </w:t>
       </w:r>
-      <w:proofErr w:type="gramStart"/>
       <w:r>
         <w:rPr>
           <w:sz w:val="28"/>
@@ -10482,7 +10294,6 @@
         </w:rPr>
         <w:t>7</w:t>
       </w:r>
-      <w:proofErr w:type="gramEnd"/>
       <w:r>
         <w:rPr>
           <w:sz w:val="28"/>
@@ -10566,7 +10377,6 @@
         </w:rPr>
         <w:t xml:space="preserve">: </w:t>
       </w:r>
-      <w:proofErr w:type="gramStart"/>
       <w:r>
         <w:rPr>
           <w:sz w:val="28"/>
@@ -10588,7 +10398,6 @@
         </w:rPr>
         <w:t>8</w:t>
       </w:r>
-      <w:proofErr w:type="gramEnd"/>
       <w:r>
         <w:rPr>
           <w:sz w:val="28"/>
@@ -10899,7 +10708,6 @@
         </w:rPr>
         <w:t xml:space="preserve">: </w:t>
       </w:r>
-      <w:proofErr w:type="gramStart"/>
       <w:r>
         <w:rPr>
           <w:sz w:val="28"/>
@@ -10921,7 +10729,6 @@
         </w:rPr>
         <w:t>7</w:t>
       </w:r>
-      <w:proofErr w:type="gramEnd"/>
       <w:r>
         <w:rPr>
           <w:sz w:val="28"/>
@@ -11054,7 +10861,6 @@
         </w:rPr>
         <w:t xml:space="preserve">: </w:t>
       </w:r>
-      <w:proofErr w:type="gramStart"/>
       <w:r>
         <w:rPr>
           <w:sz w:val="28"/>
@@ -11076,7 +10882,6 @@
         </w:rPr>
         <w:t>2</w:t>
       </w:r>
-      <w:proofErr w:type="gramEnd"/>
       <w:r>
         <w:rPr>
           <w:sz w:val="28"/>
@@ -11113,7 +10918,6 @@
         </w:rPr>
         <w:t xml:space="preserve"> </w:t>
       </w:r>
-      <w:proofErr w:type="gramStart"/>
       <w:r>
         <w:rPr>
           <w:sz w:val="28"/>
@@ -11135,7 +10939,6 @@
         </w:rPr>
         <w:t>7</w:t>
       </w:r>
-      <w:proofErr w:type="gramEnd"/>
       <w:r>
         <w:rPr>
           <w:sz w:val="28"/>
@@ -11365,7 +11168,6 @@
         </w:rPr>
         <w:t xml:space="preserve">: </w:t>
       </w:r>
-      <w:proofErr w:type="gramStart"/>
       <w:r>
         <w:rPr>
           <w:sz w:val="28"/>
@@ -11387,7 +11189,6 @@
         </w:rPr>
         <w:t>8</w:t>
       </w:r>
-      <w:proofErr w:type="gramEnd"/>
       <w:r>
         <w:rPr>
           <w:sz w:val="28"/>
@@ -11424,7 +11225,6 @@
         </w:rPr>
         <w:t xml:space="preserve"> </w:t>
       </w:r>
-      <w:proofErr w:type="gramStart"/>
       <w:r>
         <w:rPr>
           <w:sz w:val="28"/>
@@ -11446,7 +11246,6 @@
         </w:rPr>
         <w:t>1</w:t>
       </w:r>
-      <w:proofErr w:type="gramEnd"/>
       <w:r>
         <w:rPr>
           <w:sz w:val="28"/>
@@ -11868,7 +11667,6 @@
         </w:rPr>
         <w:t xml:space="preserve">: </w:t>
       </w:r>
-      <w:proofErr w:type="gramStart"/>
       <w:r>
         <w:rPr>
           <w:sz w:val="28"/>
@@ -11897,7 +11695,6 @@
         </w:rPr>
         <w:t>0</w:t>
       </w:r>
-      <w:proofErr w:type="gramEnd"/>
       <w:r>
         <w:rPr>
           <w:sz w:val="28"/>
@@ -12024,7 +11821,6 @@
         </w:rPr>
         <w:t xml:space="preserve">: </w:t>
       </w:r>
-      <w:proofErr w:type="gramStart"/>
       <w:r>
         <w:rPr>
           <w:sz w:val="28"/>
@@ -12046,7 +11842,6 @@
         </w:rPr>
         <w:t>2</w:t>
       </w:r>
-      <w:proofErr w:type="gramEnd"/>
       <w:r>
         <w:rPr>
           <w:sz w:val="28"/>
@@ -12083,7 +11878,6 @@
         </w:rPr>
         <w:t xml:space="preserve"> </w:t>
       </w:r>
-      <w:proofErr w:type="gramStart"/>
       <w:r>
         <w:rPr>
           <w:sz w:val="28"/>
@@ -12105,7 +11899,6 @@
         </w:rPr>
         <w:t>9</w:t>
       </w:r>
-      <w:proofErr w:type="gramEnd"/>
       <w:r>
         <w:rPr>
           <w:sz w:val="28"/>
@@ -12174,7 +11967,6 @@
         </w:rPr>
         <w:t xml:space="preserve">: </w:t>
       </w:r>
-      <w:proofErr w:type="gramStart"/>
       <w:r>
         <w:rPr>
           <w:sz w:val="28"/>
@@ -12196,7 +11988,6 @@
         </w:rPr>
         <w:t>4</w:t>
       </w:r>
-      <w:proofErr w:type="gramEnd"/>
       <w:r>
         <w:rPr>
           <w:sz w:val="28"/>
@@ -12233,7 +12024,6 @@
         </w:rPr>
         <w:t xml:space="preserve"> </w:t>
       </w:r>
-      <w:proofErr w:type="gramStart"/>
       <w:r>
         <w:rPr>
           <w:sz w:val="28"/>
@@ -12255,7 +12045,6 @@
         </w:rPr>
         <w:t>10</w:t>
       </w:r>
-      <w:proofErr w:type="gramEnd"/>
       <w:r>
         <w:rPr>
           <w:sz w:val="28"/>
@@ -12331,7 +12120,6 @@
         </w:rPr>
         <w:t xml:space="preserve">: </w:t>
       </w:r>
-      <w:proofErr w:type="gramStart"/>
       <w:r>
         <w:rPr>
           <w:sz w:val="28"/>
@@ -12353,7 +12141,6 @@
         </w:rPr>
         <w:t>7</w:t>
       </w:r>
-      <w:proofErr w:type="gramEnd"/>
       <w:r>
         <w:rPr>
           <w:sz w:val="28"/>
@@ -12479,7 +12266,6 @@
         </w:rPr>
         <w:t xml:space="preserve">: </w:t>
       </w:r>
-      <w:proofErr w:type="gramStart"/>
       <w:r>
         <w:rPr>
           <w:sz w:val="28"/>
@@ -12501,7 +12287,6 @@
         </w:rPr>
         <w:t>5</w:t>
       </w:r>
-      <w:proofErr w:type="gramEnd"/>
       <w:r>
         <w:rPr>
           <w:sz w:val="28"/>
@@ -12538,7 +12323,6 @@
         </w:rPr>
         <w:t xml:space="preserve"> </w:t>
       </w:r>
-      <w:proofErr w:type="gramStart"/>
       <w:r>
         <w:rPr>
           <w:sz w:val="28"/>
@@ -12560,7 +12344,6 @@
         </w:rPr>
         <w:t>8</w:t>
       </w:r>
-      <w:proofErr w:type="gramEnd"/>
       <w:r>
         <w:rPr>
           <w:sz w:val="28"/>
@@ -12676,7 +12459,6 @@
         </w:rPr>
         <w:t xml:space="preserve">Рисунок 35 - </w:t>
       </w:r>
-      <w:proofErr w:type="spellStart"/>
       <w:r>
         <w:rPr>
           <w:sz w:val="28"/>
@@ -12685,7 +12467,6 @@
         </w:rPr>
         <w:t>ShiftRow</w:t>
       </w:r>
-      <w:proofErr w:type="spellEnd"/>
       <w:r>
         <w:rPr>
           <w:sz w:val="28"/>
@@ -12773,7 +12554,6 @@
         </w:rPr>
         <w:t xml:space="preserve">Рисунок 36 – </w:t>
       </w:r>
-      <w:proofErr w:type="spellStart"/>
       <w:r>
         <w:rPr>
           <w:sz w:val="28"/>
@@ -12782,7 +12562,6 @@
         </w:rPr>
         <w:t>MixColumn</w:t>
       </w:r>
-      <w:proofErr w:type="spellEnd"/>
     </w:p>
     <w:p>
       <w:pPr>
@@ -12864,7 +12643,6 @@
         </w:rPr>
         <w:t xml:space="preserve">Рисунок 37 – </w:t>
       </w:r>
-      <w:proofErr w:type="spellStart"/>
       <w:r>
         <w:rPr>
           <w:sz w:val="28"/>
@@ -12873,7 +12651,6 @@
         </w:rPr>
         <w:t>AddRoundKey</w:t>
       </w:r>
-      <w:proofErr w:type="spellEnd"/>
     </w:p>
     <w:p>
       <w:pPr>
@@ -12971,7 +12748,6 @@
         </w:rPr>
         <w:t xml:space="preserve">Рисунок 38 – </w:t>
       </w:r>
-      <w:proofErr w:type="spellStart"/>
       <w:r>
         <w:rPr>
           <w:sz w:val="28"/>
@@ -12980,7 +12756,6 @@
         </w:rPr>
         <w:t>ByteSub</w:t>
       </w:r>
-      <w:proofErr w:type="spellEnd"/>
     </w:p>
     <w:p>
       <w:pPr>
@@ -13060,7 +12835,6 @@
         </w:rPr>
         <w:t xml:space="preserve">Рисунок 39 - </w:t>
       </w:r>
-      <w:proofErr w:type="spellStart"/>
       <w:r>
         <w:rPr>
           <w:sz w:val="28"/>
@@ -13069,7 +12843,6 @@
         </w:rPr>
         <w:t>ShiftRow</w:t>
       </w:r>
-      <w:proofErr w:type="spellEnd"/>
       <w:r>
         <w:rPr>
           <w:sz w:val="28"/>
@@ -13158,7 +12931,6 @@
         </w:rPr>
         <w:t xml:space="preserve">Рисунок 40 – </w:t>
       </w:r>
-      <w:proofErr w:type="spellStart"/>
       <w:r>
         <w:rPr>
           <w:sz w:val="28"/>
@@ -13167,7 +12939,6 @@
         </w:rPr>
         <w:t>MixColumn</w:t>
       </w:r>
-      <w:proofErr w:type="spellEnd"/>
     </w:p>
     <w:p>
       <w:pPr>
@@ -13250,7 +13021,6 @@
         </w:rPr>
         <w:t xml:space="preserve">Рисунок 41 – </w:t>
       </w:r>
-      <w:proofErr w:type="spellStart"/>
       <w:r>
         <w:rPr>
           <w:sz w:val="28"/>
@@ -13259,7 +13029,6 @@
         </w:rPr>
         <w:t>AddRoundKey</w:t>
       </w:r>
-      <w:proofErr w:type="spellEnd"/>
     </w:p>
     <w:p>
       <w:pPr>
@@ -13369,7 +13138,6 @@
         </w:rPr>
         <w:t xml:space="preserve">Рисунок 42 – </w:t>
       </w:r>
-      <w:proofErr w:type="spellStart"/>
       <w:r>
         <w:rPr>
           <w:sz w:val="28"/>
@@ -13378,7 +13146,6 @@
         </w:rPr>
         <w:t>ByteSub</w:t>
       </w:r>
-      <w:proofErr w:type="spellEnd"/>
     </w:p>
     <w:p>
       <w:pPr>
@@ -13462,7 +13229,6 @@
         </w:rPr>
         <w:t xml:space="preserve">Рисунок 43 - </w:t>
       </w:r>
-      <w:proofErr w:type="spellStart"/>
       <w:r>
         <w:rPr>
           <w:sz w:val="28"/>
@@ -13471,7 +13237,6 @@
         </w:rPr>
         <w:t>ShiftRow</w:t>
       </w:r>
-      <w:proofErr w:type="spellEnd"/>
       <w:r>
         <w:rPr>
           <w:sz w:val="28"/>
@@ -13567,7 +13332,6 @@
         </w:rPr>
         <w:t xml:space="preserve"> 44 – </w:t>
       </w:r>
-      <w:proofErr w:type="spellStart"/>
       <w:r>
         <w:rPr>
           <w:sz w:val="28"/>
@@ -13576,7 +13340,6 @@
         </w:rPr>
         <w:t>AddRoundKey</w:t>
       </w:r>
-      <w:proofErr w:type="spellEnd"/>
     </w:p>
     <w:p>
       <w:pPr>
@@ -13636,7 +13399,6 @@
         </w:rPr>
         <w:t xml:space="preserve">полученного нами шифротекста. Для этого нужно выполнить побайтовый </w:t>
       </w:r>
-      <w:proofErr w:type="spellStart"/>
       <w:r>
         <w:rPr>
           <w:sz w:val="28"/>
@@ -13645,7 +13407,6 @@
         </w:rPr>
         <w:t>xor</w:t>
       </w:r>
-      <w:proofErr w:type="spellEnd"/>
       <w:r>
         <w:rPr>
           <w:sz w:val="28"/>
@@ -13691,7 +13452,6 @@
         </w:rPr>
         <w:t xml:space="preserve"> </w:t>
       </w:r>
-      <w:proofErr w:type="spellStart"/>
       <w:r>
         <w:rPr>
           <w:sz w:val="28"/>
@@ -13700,7 +13460,6 @@
         </w:rPr>
         <w:t>AddRoundKey</w:t>
       </w:r>
-      <w:proofErr w:type="spellEnd"/>
       <w:r>
         <w:rPr>
           <w:sz w:val="28"/>
@@ -13708,7 +13467,6 @@
         </w:rPr>
         <w:t xml:space="preserve"> 10 </w:t>
       </w:r>
-      <w:proofErr w:type="gramStart"/>
       <w:r>
         <w:rPr>
           <w:sz w:val="28"/>
@@ -13716,7 +13474,6 @@
         </w:rPr>
         <w:t>раунда</w:t>
       </w:r>
-      <w:proofErr w:type="gramEnd"/>
       <w:r>
         <w:rPr>
           <w:sz w:val="28"/>
@@ -14811,93 +14568,7 @@
           <w:sz w:val="28"/>
           <w:szCs w:val="28"/>
         </w:rPr>
-        <w:t>Одним из первых факторов сравнения является д</w:t>
-      </w:r>
-      <w:r>
-        <w:rPr>
-          <w:sz w:val="28"/>
-          <w:szCs w:val="28"/>
-        </w:rPr>
-        <w:t>лина ключа</w:t>
-      </w:r>
-      <w:r>
-        <w:rPr>
-          <w:sz w:val="28"/>
-          <w:szCs w:val="28"/>
-        </w:rPr>
-        <w:t xml:space="preserve">. </w:t>
-      </w:r>
-      <w:proofErr w:type="spellStart"/>
-      <w:r>
-        <w:rPr>
-          <w:sz w:val="28"/>
-          <w:szCs w:val="28"/>
-        </w:rPr>
-        <w:t>Rijndael</w:t>
-      </w:r>
-      <w:proofErr w:type="spellEnd"/>
-      <w:r>
-        <w:rPr>
-          <w:sz w:val="28"/>
-          <w:szCs w:val="28"/>
-        </w:rPr>
-        <w:t xml:space="preserve"> (AES)</w:t>
-      </w:r>
-      <w:r>
-        <w:rPr>
-          <w:sz w:val="28"/>
-          <w:szCs w:val="28"/>
-        </w:rPr>
-        <w:t xml:space="preserve"> п</w:t>
-      </w:r>
-      <w:r>
-        <w:rPr>
-          <w:sz w:val="28"/>
-          <w:szCs w:val="28"/>
-        </w:rPr>
-        <w:t>оддерживает длину ключа 128, 192 или 256 бит.</w:t>
-      </w:r>
-      <w:r>
-        <w:rPr>
-          <w:sz w:val="28"/>
-          <w:szCs w:val="28"/>
-        </w:rPr>
-        <w:t xml:space="preserve"> </w:t>
-      </w:r>
-      <w:r>
-        <w:rPr>
-          <w:sz w:val="28"/>
-          <w:szCs w:val="28"/>
-        </w:rPr>
-        <w:t xml:space="preserve">ГОСТ </w:t>
-      </w:r>
-      <w:r>
-        <w:rPr>
-          <w:sz w:val="28"/>
-          <w:szCs w:val="28"/>
-        </w:rPr>
-        <w:t xml:space="preserve">28147–89 </w:t>
-      </w:r>
-      <w:r>
-        <w:rPr>
-          <w:sz w:val="28"/>
-          <w:szCs w:val="28"/>
-        </w:rPr>
-        <w:t xml:space="preserve"> </w:t>
-      </w:r>
-      <w:r>
-        <w:rPr>
-          <w:sz w:val="28"/>
-          <w:szCs w:val="28"/>
-        </w:rPr>
-        <w:t>п</w:t>
-      </w:r>
-      <w:r>
-        <w:rPr>
-          <w:sz w:val="28"/>
-          <w:szCs w:val="28"/>
-        </w:rPr>
-        <w:t>оддерживает длину ключа от 256 до 512 бит (чаще используется 256 бит).</w:t>
+        <w:t>Одним из первых факторов сравнения является длина ключа. Rijndael (AES) поддерживает длину ключа 128, 192 или 256 бит. ГОСТ 28147–89  поддерживает длину ключа от 256 до 512 бит (чаще используется 256 бит).</w:t>
       </w:r>
     </w:p>
     <w:p>
@@ -14959,21 +14630,12 @@
         </w:rPr>
         <w:t xml:space="preserve"> </w:t>
       </w:r>
-      <w:proofErr w:type="spellStart"/>
-      <w:r>
-        <w:rPr>
-          <w:sz w:val="28"/>
-          <w:szCs w:val="28"/>
-        </w:rPr>
-        <w:t>Rijndael</w:t>
-      </w:r>
-      <w:proofErr w:type="spellEnd"/>
-      <w:r>
-        <w:rPr>
-          <w:sz w:val="28"/>
-          <w:szCs w:val="28"/>
-        </w:rPr>
-        <w:t xml:space="preserve"> (AES)</w:t>
+      <w:r>
+        <w:rPr>
+          <w:sz w:val="28"/>
+          <w:szCs w:val="28"/>
+        </w:rPr>
+        <w:t>Rijndael (AES)</w:t>
       </w:r>
       <w:r>
         <w:rPr>
@@ -15082,21 +14744,12 @@
         </w:rPr>
         <w:t xml:space="preserve">. </w:t>
       </w:r>
-      <w:proofErr w:type="spellStart"/>
-      <w:r>
-        <w:rPr>
-          <w:sz w:val="28"/>
-          <w:szCs w:val="28"/>
-        </w:rPr>
-        <w:t>Rijndael</w:t>
-      </w:r>
-      <w:proofErr w:type="spellEnd"/>
-      <w:r>
-        <w:rPr>
-          <w:sz w:val="28"/>
-          <w:szCs w:val="28"/>
-        </w:rPr>
-        <w:t xml:space="preserve"> (AES): Количество раундов зависит от длины ключа: 10 раундов (128 бит), 12 раундов (192 бит) и 14 раундов (256 бит).</w:t>
+      <w:r>
+        <w:rPr>
+          <w:sz w:val="28"/>
+          <w:szCs w:val="28"/>
+        </w:rPr>
+        <w:t>Rijndael (AES): Количество раундов зависит от длины ключа: 10 раундов (128 бит), 12 раундов (192 бит) и 14 раундов (256 бит).</w:t>
       </w:r>
       <w:r>
         <w:rPr>
@@ -15193,21 +14846,12 @@
         </w:rPr>
         <w:t xml:space="preserve"> </w:t>
       </w:r>
-      <w:proofErr w:type="spellStart"/>
-      <w:r>
-        <w:rPr>
-          <w:sz w:val="28"/>
-          <w:szCs w:val="28"/>
-        </w:rPr>
-        <w:t>Rijndael</w:t>
-      </w:r>
-      <w:proofErr w:type="spellEnd"/>
-      <w:r>
-        <w:rPr>
-          <w:sz w:val="28"/>
-          <w:szCs w:val="28"/>
-        </w:rPr>
-        <w:t xml:space="preserve"> (AES) </w:t>
+      <w:r>
+        <w:rPr>
+          <w:sz w:val="28"/>
+          <w:szCs w:val="28"/>
+        </w:rPr>
+        <w:t xml:space="preserve">Rijndael (AES) </w:t>
       </w:r>
       <w:r>
         <w:rPr>
@@ -15256,23 +14900,7 @@
           <w:sz w:val="28"/>
           <w:szCs w:val="28"/>
         </w:rPr>
-        <w:t xml:space="preserve">спользует алгоритм </w:t>
-      </w:r>
-      <w:proofErr w:type="spellStart"/>
-      <w:r>
-        <w:rPr>
-          <w:sz w:val="28"/>
-          <w:szCs w:val="28"/>
-        </w:rPr>
-        <w:t>Фейстеля</w:t>
-      </w:r>
-      <w:proofErr w:type="spellEnd"/>
-      <w:r>
-        <w:rPr>
-          <w:sz w:val="28"/>
-          <w:szCs w:val="28"/>
-        </w:rPr>
-        <w:t>, состоящий из различных подстановок и перестановок, а также деления на части.</w:t>
+        <w:t>спользует алгоритм Фейстеля, состоящий из различных подстановок и перестановок, а также деления на части.</w:t>
       </w:r>
     </w:p>
     <w:p>
@@ -15307,21 +14935,12 @@
         </w:rPr>
         <w:t xml:space="preserve">. </w:t>
       </w:r>
-      <w:proofErr w:type="spellStart"/>
-      <w:r>
-        <w:rPr>
-          <w:sz w:val="28"/>
-          <w:szCs w:val="28"/>
-        </w:rPr>
-        <w:t>Rijndael</w:t>
-      </w:r>
-      <w:proofErr w:type="spellEnd"/>
-      <w:r>
-        <w:rPr>
-          <w:sz w:val="28"/>
-          <w:szCs w:val="28"/>
-        </w:rPr>
-        <w:t xml:space="preserve"> (AES)</w:t>
+      <w:r>
+        <w:rPr>
+          <w:sz w:val="28"/>
+          <w:szCs w:val="28"/>
+        </w:rPr>
+        <w:t>Rijndael (AES)</w:t>
       </w:r>
       <w:r>
         <w:rPr>
@@ -15335,23 +14954,7 @@
           <w:sz w:val="28"/>
           <w:szCs w:val="28"/>
         </w:rPr>
-        <w:t xml:space="preserve">ризнан более устойчивым к современным атакам и криптоанализу. Широко применяется и проверен в различных </w:t>
-      </w:r>
-      <w:proofErr w:type="spellStart"/>
-      <w:r>
-        <w:rPr>
-          <w:sz w:val="28"/>
-          <w:szCs w:val="28"/>
-        </w:rPr>
-        <w:t>криптоаналитических</w:t>
-      </w:r>
-      <w:proofErr w:type="spellEnd"/>
-      <w:r>
-        <w:rPr>
-          <w:sz w:val="28"/>
-          <w:szCs w:val="28"/>
-        </w:rPr>
-        <w:t xml:space="preserve"> исследованиях.</w:t>
+        <w:t>ризнан более устойчивым к современным атакам и криптоанализу. Широко применяется и проверен в различных криптоаналитических исследованиях.</w:t>
       </w:r>
       <w:r>
         <w:rPr>
@@ -15422,7 +15025,6 @@
         </w:rPr>
         <w:t xml:space="preserve"> Сравните основные характеристики алгоритмов </w:t>
       </w:r>
-      <w:proofErr w:type="spellStart"/>
       <w:r>
         <w:rPr>
           <w:sz w:val="28"/>
@@ -15431,7 +15033,6 @@
         </w:rPr>
         <w:t>Rindael</w:t>
       </w:r>
-      <w:proofErr w:type="spellEnd"/>
       <w:r>
         <w:rPr>
           <w:sz w:val="28"/>
@@ -15477,23 +15078,7 @@
           <w:sz w:val="28"/>
           <w:szCs w:val="28"/>
         </w:rPr>
-        <w:t xml:space="preserve">Алгоритмы </w:t>
-      </w:r>
-      <w:proofErr w:type="spellStart"/>
-      <w:r>
-        <w:rPr>
-          <w:sz w:val="28"/>
-          <w:szCs w:val="28"/>
-        </w:rPr>
-        <w:t>Rijndael</w:t>
-      </w:r>
-      <w:proofErr w:type="spellEnd"/>
-      <w:r>
-        <w:rPr>
-          <w:sz w:val="28"/>
-          <w:szCs w:val="28"/>
-        </w:rPr>
-        <w:t xml:space="preserve"> и DES различаются по нескольким ключевым характеристикам. Рассмотрим их основные отличия по следующим пунктам</w:t>
+        <w:t>Алгоритмы Rijndael и DES различаются по нескольким ключевым характеристикам. Рассмотрим их основные отличия по следующим пунктам</w:t>
       </w:r>
       <w:r>
         <w:rPr>
@@ -15518,14 +15103,7 @@
           <w:sz w:val="28"/>
           <w:szCs w:val="28"/>
         </w:rPr>
-        <w:t>Первый пункт - д</w:t>
-      </w:r>
-      <w:r>
-        <w:rPr>
-          <w:sz w:val="28"/>
-          <w:szCs w:val="28"/>
-        </w:rPr>
-        <w:t>лина ключа</w:t>
+        <w:t>Первый пункт - длина ключа</w:t>
       </w:r>
       <w:r>
         <w:t xml:space="preserve">. </w:t>
@@ -15565,21 +15143,12 @@
         </w:rPr>
         <w:t xml:space="preserve">, в случае </w:t>
       </w:r>
-      <w:proofErr w:type="spellStart"/>
-      <w:r>
-        <w:rPr>
-          <w:sz w:val="28"/>
-          <w:szCs w:val="28"/>
-        </w:rPr>
-        <w:t>Rijndael</w:t>
-      </w:r>
-      <w:proofErr w:type="spellEnd"/>
-      <w:r>
-        <w:rPr>
-          <w:sz w:val="28"/>
-          <w:szCs w:val="28"/>
-        </w:rPr>
-        <w:t xml:space="preserve"> (AES</w:t>
+      <w:r>
+        <w:rPr>
+          <w:sz w:val="28"/>
+          <w:szCs w:val="28"/>
+        </w:rPr>
+        <w:t>Rijndael (AES</w:t>
       </w:r>
       <w:r>
         <w:rPr>
@@ -15648,21 +15217,12 @@
         </w:rPr>
         <w:t xml:space="preserve"> В случае </w:t>
       </w:r>
-      <w:proofErr w:type="spellStart"/>
-      <w:r>
-        <w:rPr>
-          <w:sz w:val="28"/>
-          <w:szCs w:val="28"/>
-        </w:rPr>
-        <w:t>Rijndael</w:t>
-      </w:r>
-      <w:proofErr w:type="spellEnd"/>
-      <w:r>
-        <w:rPr>
-          <w:sz w:val="28"/>
-          <w:szCs w:val="28"/>
-        </w:rPr>
-        <w:t xml:space="preserve"> (AES) 128, 192 или 256 бит.</w:t>
+      <w:r>
+        <w:rPr>
+          <w:sz w:val="28"/>
+          <w:szCs w:val="28"/>
+        </w:rPr>
+        <w:t>Rijndael (AES) 128, 192 или 256 бит.</w:t>
       </w:r>
     </w:p>
     <w:p>
@@ -15740,21 +15300,12 @@
         </w:rPr>
         <w:t xml:space="preserve"> В случае </w:t>
       </w:r>
-      <w:proofErr w:type="spellStart"/>
-      <w:r>
-        <w:rPr>
-          <w:sz w:val="28"/>
-          <w:szCs w:val="28"/>
-        </w:rPr>
-        <w:t>Rijndael</w:t>
-      </w:r>
-      <w:proofErr w:type="spellEnd"/>
-      <w:r>
-        <w:rPr>
-          <w:sz w:val="28"/>
-          <w:szCs w:val="28"/>
-        </w:rPr>
-        <w:t xml:space="preserve"> (AES) 10 раундов (128 бит), 12 раундов (192 бит), 14 раундов (256 бит).</w:t>
+      <w:r>
+        <w:rPr>
+          <w:sz w:val="28"/>
+          <w:szCs w:val="28"/>
+        </w:rPr>
+        <w:t>Rijndael (AES) 10 раундов (128 бит), 12 раундов (192 бит), 14 раундов (256 бит).</w:t>
       </w:r>
     </w:p>
     <w:p>
@@ -15800,23 +15351,7 @@
           <w:sz w:val="28"/>
           <w:szCs w:val="28"/>
         </w:rPr>
-        <w:t xml:space="preserve"> на функции </w:t>
-      </w:r>
-      <w:proofErr w:type="spellStart"/>
-      <w:r>
-        <w:rPr>
-          <w:sz w:val="28"/>
-          <w:szCs w:val="28"/>
-        </w:rPr>
-        <w:t>Фейстеля</w:t>
-      </w:r>
-      <w:proofErr w:type="spellEnd"/>
-      <w:r>
-        <w:rPr>
-          <w:sz w:val="28"/>
-          <w:szCs w:val="28"/>
-        </w:rPr>
-        <w:t>, использует операции подстановки и перестановки между раундами.</w:t>
+        <w:t xml:space="preserve"> на функции Фейстеля, использует операции подстановки и перестановки между раундами.</w:t>
       </w:r>
       <w:r>
         <w:rPr>
@@ -15825,21 +15360,12 @@
         </w:rPr>
         <w:t xml:space="preserve"> </w:t>
       </w:r>
-      <w:proofErr w:type="spellStart"/>
-      <w:r>
-        <w:rPr>
-          <w:sz w:val="28"/>
-          <w:szCs w:val="28"/>
-        </w:rPr>
-        <w:t>Rijndael</w:t>
-      </w:r>
-      <w:proofErr w:type="spellEnd"/>
-      <w:r>
-        <w:rPr>
-          <w:sz w:val="28"/>
-          <w:szCs w:val="28"/>
-        </w:rPr>
-        <w:t xml:space="preserve"> (AES)</w:t>
+      <w:r>
+        <w:rPr>
+          <w:sz w:val="28"/>
+          <w:szCs w:val="28"/>
+        </w:rPr>
+        <w:t>Rijndael (AES)</w:t>
       </w:r>
       <w:r>
         <w:rPr>
@@ -15915,21 +15441,12 @@
         </w:rPr>
         <w:t xml:space="preserve"> </w:t>
       </w:r>
-      <w:proofErr w:type="spellStart"/>
-      <w:r>
-        <w:rPr>
-          <w:sz w:val="28"/>
-          <w:szCs w:val="28"/>
-        </w:rPr>
-        <w:t>Rijndael</w:t>
-      </w:r>
-      <w:proofErr w:type="spellEnd"/>
-      <w:r>
-        <w:rPr>
-          <w:sz w:val="28"/>
-          <w:szCs w:val="28"/>
-        </w:rPr>
-        <w:t xml:space="preserve"> (AES)</w:t>
+      <w:r>
+        <w:rPr>
+          <w:sz w:val="28"/>
+          <w:szCs w:val="28"/>
+        </w:rPr>
+        <w:t>Rijndael (AES)</w:t>
       </w:r>
       <w:r>
         <w:rPr>
@@ -15970,23 +15487,7 @@
           <w:sz w:val="28"/>
           <w:szCs w:val="28"/>
         </w:rPr>
-        <w:t xml:space="preserve"> Опишите структуру сети </w:t>
-      </w:r>
-      <w:proofErr w:type="spellStart"/>
-      <w:r>
-        <w:rPr>
-          <w:sz w:val="28"/>
-          <w:szCs w:val="28"/>
-        </w:rPr>
-        <w:t>Фейстеля</w:t>
-      </w:r>
-      <w:proofErr w:type="spellEnd"/>
-      <w:r>
-        <w:rPr>
-          <w:sz w:val="28"/>
-          <w:szCs w:val="28"/>
-        </w:rPr>
-        <w:t xml:space="preserve">. </w:t>
+        <w:t xml:space="preserve"> Опишите структуру сети Фейстеля. </w:t>
       </w:r>
     </w:p>
     <w:p>
@@ -16004,39 +15505,7 @@
           <w:sz w:val="28"/>
           <w:szCs w:val="28"/>
         </w:rPr>
-        <w:t xml:space="preserve">Основная идея сети </w:t>
-      </w:r>
-      <w:proofErr w:type="spellStart"/>
-      <w:r>
-        <w:rPr>
-          <w:sz w:val="28"/>
-          <w:szCs w:val="28"/>
-        </w:rPr>
-        <w:t>Фейстеля</w:t>
-      </w:r>
-      <w:proofErr w:type="spellEnd"/>
-      <w:r>
-        <w:rPr>
-          <w:sz w:val="28"/>
-          <w:szCs w:val="28"/>
-        </w:rPr>
-        <w:t xml:space="preserve"> заключается в разделении входного блока данных на две части и итеративном применении операций шифрования, которые обеспечивают безопасность и сложность шифрования. Давайте подробнее разберем структуру сети </w:t>
-      </w:r>
-      <w:proofErr w:type="spellStart"/>
-      <w:r>
-        <w:rPr>
-          <w:sz w:val="28"/>
-          <w:szCs w:val="28"/>
-        </w:rPr>
-        <w:t>Фейстеля</w:t>
-      </w:r>
-      <w:proofErr w:type="spellEnd"/>
-      <w:r>
-        <w:rPr>
-          <w:sz w:val="28"/>
-          <w:szCs w:val="28"/>
-        </w:rPr>
-        <w:t>.</w:t>
+        <w:t>Основная идея сети Фейстеля заключается в разделении входного блока данных на две части и итеративном применении операций шифрования, которые обеспечивают безопасность и сложность шифрования. Давайте подробнее разберем структуру сети Фейстеля.</w:t>
       </w:r>
     </w:p>
     <w:p>
@@ -16055,44 +15524,7 @@
           <w:szCs w:val="28"/>
         </w:rPr>
         <w:lastRenderedPageBreak/>
-        <w:t>Первый этап - р</w:t>
-      </w:r>
-      <w:r>
-        <w:rPr>
-          <w:sz w:val="28"/>
-          <w:szCs w:val="28"/>
-        </w:rPr>
-        <w:t>азделение блока</w:t>
-      </w:r>
-      <w:r>
-        <w:rPr>
-          <w:sz w:val="28"/>
-          <w:szCs w:val="28"/>
-        </w:rPr>
-        <w:t xml:space="preserve">. </w:t>
-      </w:r>
-      <w:r>
-        <w:rPr>
-          <w:sz w:val="28"/>
-          <w:szCs w:val="28"/>
-        </w:rPr>
-        <w:t xml:space="preserve">Сеть </w:t>
-      </w:r>
-      <w:proofErr w:type="spellStart"/>
-      <w:r>
-        <w:rPr>
-          <w:sz w:val="28"/>
-          <w:szCs w:val="28"/>
-        </w:rPr>
-        <w:t>Фейстеля</w:t>
-      </w:r>
-      <w:proofErr w:type="spellEnd"/>
-      <w:r>
-        <w:rPr>
-          <w:sz w:val="28"/>
-          <w:szCs w:val="28"/>
-        </w:rPr>
-        <w:t xml:space="preserve"> начинает с разделения исходного блока данных на две равные части. Например, если размер блока составляет n бит, то он разбивается на две половины по n/2 бит. Обозначим эти две половины как L0 и R0, где L0 — левая половина, а R0 — правая половина.</w:t>
+        <w:t>Первый этап - разделение блока. Сеть Фейстеля начинает с разделения исходного блока данных на две равные части. Например, если размер блока составляет n бит, то он разбивается на две половины по n/2 бит. Обозначим эти две половины как L0 и R0, где L0 — левая половина, а R0 — правая половина.</w:t>
       </w:r>
     </w:p>
     <w:p>
@@ -16131,23 +15563,7 @@
           <w:sz w:val="28"/>
           <w:szCs w:val="28"/>
         </w:rPr>
-        <w:t xml:space="preserve">Процесс шифрования в сети </w:t>
-      </w:r>
-      <w:proofErr w:type="spellStart"/>
-      <w:r>
-        <w:rPr>
-          <w:sz w:val="28"/>
-          <w:szCs w:val="28"/>
-        </w:rPr>
-        <w:t>Фейстеля</w:t>
-      </w:r>
-      <w:proofErr w:type="spellEnd"/>
-      <w:r>
-        <w:rPr>
-          <w:sz w:val="28"/>
-          <w:szCs w:val="28"/>
-        </w:rPr>
-        <w:t xml:space="preserve"> состоит из нескольких итераций, называемых раундовыми функциями. Каждая итерация производит некоторые преобразования над половинами блока. В каждом раунде происходит следующее:</w:t>
+        <w:t>Процесс шифрования в сети Фейстеля состоит из нескольких итераций, называемых раундовыми функциями. Каждая итерация производит некоторые преобразования над половинами блока. В каждом раунде происходит следующее:</w:t>
       </w:r>
     </w:p>
     <w:p>
@@ -16168,37 +15584,7 @@
           <w:sz w:val="28"/>
           <w:szCs w:val="28"/>
         </w:rPr>
-        <w:t>Выбор ключа</w:t>
-      </w:r>
-      <w:r>
-        <w:rPr>
-          <w:sz w:val="28"/>
-          <w:szCs w:val="28"/>
-        </w:rPr>
-        <w:t>, то есть для</w:t>
-      </w:r>
-      <w:r>
-        <w:rPr>
-          <w:sz w:val="28"/>
-          <w:szCs w:val="28"/>
-        </w:rPr>
-        <w:t xml:space="preserve"> каждого раунда используется </w:t>
-      </w:r>
-      <w:proofErr w:type="spellStart"/>
-      <w:r>
-        <w:rPr>
-          <w:sz w:val="28"/>
-          <w:szCs w:val="28"/>
-        </w:rPr>
-        <w:t>подсовокупность</w:t>
-      </w:r>
-      <w:proofErr w:type="spellEnd"/>
-      <w:r>
-        <w:rPr>
-          <w:sz w:val="28"/>
-          <w:szCs w:val="28"/>
-        </w:rPr>
-        <w:t xml:space="preserve"> ключа, которая может быть произвольно сгенерирована из мастер-ключа.</w:t>
+        <w:t>Выбор ключа, то есть для каждого раунда используется подсовокупность ключа, которая может быть произвольно сгенерирована из мастер-ключа.</w:t>
       </w:r>
     </w:p>
     <w:p>
@@ -16247,30 +15633,59 @@
           <w:sz w:val="28"/>
           <w:szCs w:val="28"/>
         </w:rPr>
-        <w:t>евая половина блока Li передается без изменений в следующую итерацию, в то время как правая половина </w:t>
-      </w:r>
-      <w:proofErr w:type="spellStart"/>
-      <w:r>
-        <w:rPr>
-          <w:sz w:val="28"/>
-          <w:szCs w:val="28"/>
+        <w:t>евая половина блока Li передается без изменений в следующую итерацию, в то время как правая половина Ri подвергается преобразованию через функцию F с использованием ключа текущего раунда. Итерация включает следующие шаги:</w:t>
+      </w:r>
+      <w:r>
+        <w:rPr>
+          <w:sz w:val="28"/>
+          <w:szCs w:val="28"/>
+        </w:rPr>
+        <w:t xml:space="preserve"> </w:t>
+      </w:r>
+      <w:r>
+        <w:rPr>
+          <w:sz w:val="28"/>
+          <w:szCs w:val="28"/>
+          <w:lang w:val="en-US"/>
+        </w:rPr>
+        <w:t>Li</w:t>
+      </w:r>
+      <w:r>
+        <w:rPr>
+          <w:sz w:val="28"/>
+          <w:szCs w:val="28"/>
+        </w:rPr>
+        <w:t>+1=</w:t>
+      </w:r>
+      <w:r>
+        <w:rPr>
+          <w:sz w:val="28"/>
+          <w:szCs w:val="28"/>
+          <w:lang w:val="en-US"/>
         </w:rPr>
         <w:t>Ri</w:t>
       </w:r>
-      <w:proofErr w:type="spellEnd"/>
-      <w:r>
-        <w:rPr>
-          <w:sz w:val="28"/>
-          <w:szCs w:val="28"/>
-        </w:rPr>
-        <w:t> подвергается преобразованию через функцию F с использованием ключа текущего раунда. Итерация включает следующие шаги:</w:t>
-      </w:r>
-      <w:r>
-        <w:rPr>
-          <w:sz w:val="28"/>
-          <w:szCs w:val="28"/>
-        </w:rPr>
-        <w:t xml:space="preserve"> </w:t>
+      <w:r>
+        <w:rPr>
+          <w:sz w:val="28"/>
+          <w:szCs w:val="28"/>
+        </w:rPr>
+        <w:t xml:space="preserve">, </w:t>
+      </w:r>
+      <w:r>
+        <w:rPr>
+          <w:sz w:val="28"/>
+          <w:szCs w:val="28"/>
+          <w:lang w:val="en-US"/>
+        </w:rPr>
+        <w:t>Ri</w:t>
+      </w:r>
+      <w:r>
+        <w:rPr>
+          <w:sz w:val="28"/>
+          <w:szCs w:val="28"/>
+        </w:rPr>
+        <w:t>+1=</w:t>
       </w:r>
       <w:r>
         <w:rPr>
@@ -16282,10 +15697,26 @@
       </w:r>
       <w:r>
         <w:rPr>
-          <w:sz w:val="28"/>
-          <w:szCs w:val="28"/>
-        </w:rPr>
-        <w:t>+1=</w:t>
+          <w:rFonts w:ascii="Cambria Math" w:hAnsi="Cambria Math" w:cs="Cambria Math"/>
+          <w:sz w:val="28"/>
+          <w:szCs w:val="28"/>
+        </w:rPr>
+        <w:t>⊕</w:t>
+      </w:r>
+      <w:r>
+        <w:rPr>
+          <w:sz w:val="28"/>
+          <w:szCs w:val="28"/>
+          <w:lang w:val="en-US"/>
+        </w:rPr>
+        <w:t>F</w:t>
+      </w:r>
+      <w:r>
+        <w:rPr>
+          <w:sz w:val="28"/>
+          <w:szCs w:val="28"/>
+        </w:rPr>
+        <w:t>(</w:t>
       </w:r>
       <w:r>
         <w:rPr>
@@ -16300,67 +15731,6 @@
           <w:sz w:val="28"/>
           <w:szCs w:val="28"/>
         </w:rPr>
-        <w:t xml:space="preserve">, </w:t>
-      </w:r>
-      <w:r>
-        <w:rPr>
-          <w:sz w:val="28"/>
-          <w:szCs w:val="28"/>
-          <w:lang w:val="en-US"/>
-        </w:rPr>
-        <w:t>Ri</w:t>
-      </w:r>
-      <w:r>
-        <w:rPr>
-          <w:sz w:val="28"/>
-          <w:szCs w:val="28"/>
-        </w:rPr>
-        <w:t>+1=</w:t>
-      </w:r>
-      <w:r>
-        <w:rPr>
-          <w:sz w:val="28"/>
-          <w:szCs w:val="28"/>
-          <w:lang w:val="en-US"/>
-        </w:rPr>
-        <w:t>Li</w:t>
-      </w:r>
-      <w:r>
-        <w:rPr>
-          <w:rFonts w:ascii="Cambria Math" w:hAnsi="Cambria Math" w:cs="Cambria Math"/>
-          <w:sz w:val="28"/>
-          <w:szCs w:val="28"/>
-        </w:rPr>
-        <w:t>⊕</w:t>
-      </w:r>
-      <w:r>
-        <w:rPr>
-          <w:sz w:val="28"/>
-          <w:szCs w:val="28"/>
-          <w:lang w:val="en-US"/>
-        </w:rPr>
-        <w:t>F</w:t>
-      </w:r>
-      <w:r>
-        <w:rPr>
-          <w:sz w:val="28"/>
-          <w:szCs w:val="28"/>
-        </w:rPr>
-        <w:t>(</w:t>
-      </w:r>
-      <w:r>
-        <w:rPr>
-          <w:sz w:val="28"/>
-          <w:szCs w:val="28"/>
-          <w:lang w:val="en-US"/>
-        </w:rPr>
-        <w:t>Ri</w:t>
-      </w:r>
-      <w:r>
-        <w:rPr>
-          <w:sz w:val="28"/>
-          <w:szCs w:val="28"/>
-        </w:rPr>
         <w:t>,</w:t>
       </w:r>
       <w:r>
@@ -16376,53 +15746,7 @@
           <w:sz w:val="28"/>
           <w:szCs w:val="28"/>
         </w:rPr>
-        <w:t>)</w:t>
-      </w:r>
-      <w:r>
-        <w:rPr>
-          <w:sz w:val="28"/>
-          <w:szCs w:val="28"/>
-        </w:rPr>
-        <w:t xml:space="preserve">. </w:t>
-      </w:r>
-      <w:r>
-        <w:rPr>
-          <w:sz w:val="28"/>
-          <w:szCs w:val="28"/>
-        </w:rPr>
-        <w:t>Здесь </w:t>
-      </w:r>
-      <w:proofErr w:type="spellStart"/>
-      <w:r>
-        <w:rPr>
-          <w:sz w:val="28"/>
-          <w:szCs w:val="28"/>
-        </w:rPr>
-        <w:t>Ki</w:t>
-      </w:r>
-      <w:proofErr w:type="spellEnd"/>
-      <w:r>
-        <w:rPr>
-          <w:sz w:val="28"/>
-          <w:szCs w:val="28"/>
-        </w:rPr>
-        <w:t xml:space="preserve"> — </w:t>
-      </w:r>
-      <w:proofErr w:type="spellStart"/>
-      <w:r>
-        <w:rPr>
-          <w:sz w:val="28"/>
-          <w:szCs w:val="28"/>
-        </w:rPr>
-        <w:t>подключ</w:t>
-      </w:r>
-      <w:proofErr w:type="spellEnd"/>
-      <w:r>
-        <w:rPr>
-          <w:sz w:val="28"/>
-          <w:szCs w:val="28"/>
-        </w:rPr>
-        <w:t>, использующийся в текущем раунде, </w:t>
+        <w:t>). Здесь Ki — подключ, использующийся в текущем раунде, </w:t>
       </w:r>
       <w:r>
         <w:rPr>
@@ -16494,65 +15818,8 @@
           <w:sz w:val="28"/>
           <w:szCs w:val="28"/>
         </w:rPr>
-        <w:t xml:space="preserve">осле завершения всех итераций в сети </w:t>
-      </w:r>
-      <w:proofErr w:type="spellStart"/>
-      <w:r>
-        <w:rPr>
-          <w:sz w:val="28"/>
-          <w:szCs w:val="28"/>
-        </w:rPr>
-        <w:t>Фейстеля</w:t>
-      </w:r>
-      <w:proofErr w:type="spellEnd"/>
-      <w:r>
-        <w:rPr>
-          <w:sz w:val="28"/>
-          <w:szCs w:val="28"/>
-        </w:rPr>
-        <w:t xml:space="preserve"> получаем две части: </w:t>
-      </w:r>
-      <w:proofErr w:type="spellStart"/>
-      <w:r>
-        <w:rPr>
-          <w:sz w:val="28"/>
-          <w:szCs w:val="28"/>
-        </w:rPr>
-        <w:t>Ln</w:t>
-      </w:r>
-      <w:proofErr w:type="spellEnd"/>
-      <w:r>
-        <w:rPr>
-          <w:sz w:val="28"/>
-          <w:szCs w:val="28"/>
-        </w:rPr>
-        <w:t> и </w:t>
-      </w:r>
-      <w:proofErr w:type="spellStart"/>
-      <w:r>
-        <w:rPr>
-          <w:sz w:val="28"/>
-          <w:szCs w:val="28"/>
-        </w:rPr>
-        <w:t>Rn</w:t>
-      </w:r>
-      <w:proofErr w:type="spellEnd"/>
-      <w:r>
-        <w:rPr>
-          <w:sz w:val="28"/>
-          <w:szCs w:val="28"/>
-        </w:rPr>
-        <w:t xml:space="preserve">. На последнем этапе они объединяются, чтобы сформировать окончательный </w:t>
-      </w:r>
-      <w:proofErr w:type="spellStart"/>
-      <w:r>
-        <w:rPr>
-          <w:sz w:val="28"/>
-          <w:szCs w:val="28"/>
-        </w:rPr>
-        <w:t>шифротекст</w:t>
-      </w:r>
-      <w:proofErr w:type="spellEnd"/>
+        <w:t>осле завершения всех итераций в сети Фейстеля получаем две части: Ln и Rn. На последнем этапе они объединяются, чтобы сформировать окончательный шифротекст</w:t>
+      </w:r>
       <w:r>
         <w:rPr>
           <w:sz w:val="28"/>
@@ -16594,23 +15861,7 @@
           <w:sz w:val="28"/>
           <w:szCs w:val="28"/>
         </w:rPr>
-        <w:t xml:space="preserve"> складывается с </w:t>
-      </w:r>
-      <w:proofErr w:type="spellStart"/>
-      <w:r>
-        <w:rPr>
-          <w:sz w:val="28"/>
-          <w:szCs w:val="28"/>
-        </w:rPr>
-        <w:t>Ln</w:t>
-      </w:r>
-      <w:proofErr w:type="spellEnd"/>
-      <w:r>
-        <w:rPr>
-          <w:sz w:val="28"/>
-          <w:szCs w:val="28"/>
-        </w:rPr>
-        <w:t xml:space="preserve"> в одну строку (присоединяются части)</w:t>
+        <w:t xml:space="preserve"> складывается с Ln в одну строку (присоединяются части)</w:t>
       </w:r>
       <w:r>
         <w:rPr>
@@ -16654,7 +15905,7 @@
         </w:rPr>
         <w:lastRenderedPageBreak/>
         <w:drawing>
-          <wp:inline distT="0" distB="0" distL="0" distR="0" wp14:anchorId="27CEB160" wp14:editId="3842AB9A">
+          <wp:inline distT="0" distB="0" distL="0" distR="0" wp14:anchorId="27CEB160" wp14:editId="18C2743F">
             <wp:extent cx="2895600" cy="2181225"/>
             <wp:effectExtent l="0" t="0" r="0" b="9525"/>
             <wp:docPr id="1131101100" name="Рисунок 1131101100" descr="Изображение выглядит как текст, диаграмма, линия, План&#10;&#10;Содержимое, созданное искусственным интеллектом, может быть неверным."/>
@@ -16718,17 +15969,8 @@
           <w:sz w:val="28"/>
           <w:szCs w:val="28"/>
         </w:rPr>
-        <w:t xml:space="preserve">Рисунок 45 – сеть </w:t>
-      </w:r>
-      <w:proofErr w:type="spellStart"/>
-      <w:r>
-        <w:rPr>
-          <w:sz w:val="28"/>
-          <w:szCs w:val="28"/>
-        </w:rPr>
-        <w:t>Фейстеля</w:t>
-      </w:r>
-      <w:proofErr w:type="spellEnd"/>
+        <w:t>Рисунок 45 – сеть Фейстеля</w:t>
+      </w:r>
     </w:p>
     <w:p>
       <w:pPr>
@@ -16772,23 +16014,7 @@
           <w:sz w:val="28"/>
           <w:szCs w:val="28"/>
         </w:rPr>
-        <w:t xml:space="preserve">Приведите обобщенные схемы шифрования данных с помощью алгоритма </w:t>
-      </w:r>
-      <w:proofErr w:type="spellStart"/>
-      <w:r>
-        <w:rPr>
-          <w:sz w:val="28"/>
-          <w:szCs w:val="28"/>
-        </w:rPr>
-        <w:t>Rijndael</w:t>
-      </w:r>
-      <w:proofErr w:type="spellEnd"/>
-      <w:r>
-        <w:rPr>
-          <w:sz w:val="28"/>
-          <w:szCs w:val="28"/>
-        </w:rPr>
-        <w:t xml:space="preserve"> и ГОСТ </w:t>
+        <w:t xml:space="preserve">Приведите обобщенные схемы шифрования данных с помощью алгоритма Rijndael и ГОСТ </w:t>
       </w:r>
       <w:r>
         <w:rPr>
@@ -16865,7 +16091,6 @@
         </w:rPr>
         <w:t xml:space="preserve">: </w:t>
       </w:r>
-      <w:proofErr w:type="spellStart"/>
       <w:r>
         <w:rPr>
           <w:sz w:val="28"/>
@@ -16874,7 +16099,6 @@
         </w:rPr>
         <w:t>SubBytes</w:t>
       </w:r>
-      <w:proofErr w:type="spellEnd"/>
       <w:r>
         <w:rPr>
           <w:sz w:val="28"/>
@@ -16911,7 +16135,6 @@
         </w:rPr>
         <w:t xml:space="preserve">блоков), </w:t>
       </w:r>
-      <w:proofErr w:type="spellStart"/>
       <w:r>
         <w:rPr>
           <w:sz w:val="28"/>
@@ -16920,7 +16143,6 @@
         </w:rPr>
         <w:t>ShiftRows</w:t>
       </w:r>
-      <w:proofErr w:type="spellEnd"/>
       <w:r>
         <w:rPr>
           <w:sz w:val="28"/>
@@ -16935,7 +16157,6 @@
         </w:rPr>
         <w:t xml:space="preserve">сдвиг строк матрицы данных), </w:t>
       </w:r>
-      <w:proofErr w:type="spellStart"/>
       <w:r>
         <w:rPr>
           <w:sz w:val="28"/>
@@ -16944,7 +16165,6 @@
         </w:rPr>
         <w:t>MixColumns</w:t>
       </w:r>
-      <w:proofErr w:type="spellEnd"/>
       <w:r>
         <w:rPr>
           <w:sz w:val="28"/>
@@ -16959,7 +16179,6 @@
         </w:rPr>
         <w:t xml:space="preserve">исключая последний раунд) – линейное преобразование столбцов и </w:t>
       </w:r>
-      <w:proofErr w:type="spellStart"/>
       <w:r>
         <w:rPr>
           <w:sz w:val="28"/>
@@ -16968,7 +16187,6 @@
         </w:rPr>
         <w:t>AddRoundKey</w:t>
       </w:r>
-      <w:proofErr w:type="spellEnd"/>
       <w:r>
         <w:rPr>
           <w:sz w:val="28"/>
@@ -16997,7 +16215,6 @@
         </w:rPr>
         <w:t xml:space="preserve">операция исключающего ИЛИ с раундовым ключом. Заключительный раунд завершается с </w:t>
       </w:r>
-      <w:proofErr w:type="spellStart"/>
       <w:r>
         <w:rPr>
           <w:sz w:val="28"/>
@@ -17006,7 +16223,6 @@
         </w:rPr>
         <w:t>SubBytes</w:t>
       </w:r>
-      <w:proofErr w:type="spellEnd"/>
       <w:r>
         <w:rPr>
           <w:sz w:val="28"/>
@@ -17014,7 +16230,6 @@
         </w:rPr>
         <w:t xml:space="preserve">, </w:t>
       </w:r>
-      <w:proofErr w:type="spellStart"/>
       <w:r>
         <w:rPr>
           <w:sz w:val="28"/>
@@ -17023,7 +16238,6 @@
         </w:rPr>
         <w:t>ShiftRows</w:t>
       </w:r>
-      <w:proofErr w:type="spellEnd"/>
       <w:r>
         <w:rPr>
           <w:sz w:val="28"/>
@@ -17031,7 +16245,6 @@
         </w:rPr>
         <w:t xml:space="preserve"> и </w:t>
       </w:r>
-      <w:proofErr w:type="spellStart"/>
       <w:r>
         <w:rPr>
           <w:sz w:val="28"/>
@@ -17040,7 +16253,6 @@
         </w:rPr>
         <w:t>AddRoundKey</w:t>
       </w:r>
-      <w:proofErr w:type="spellEnd"/>
       <w:r>
         <w:rPr>
           <w:sz w:val="28"/>
@@ -17158,23 +16370,7 @@
           <w:sz w:val="28"/>
           <w:szCs w:val="28"/>
         </w:rPr>
-        <w:t xml:space="preserve">Рассмотрим теперь пример работы алгоритма ГОСТ </w:t>
-      </w:r>
-      <w:proofErr w:type="gramStart"/>
-      <w:r>
-        <w:rPr>
-          <w:sz w:val="28"/>
-          <w:szCs w:val="28"/>
-        </w:rPr>
-        <w:t>28147-89</w:t>
-      </w:r>
-      <w:proofErr w:type="gramEnd"/>
-      <w:r>
-        <w:rPr>
-          <w:sz w:val="28"/>
-          <w:szCs w:val="28"/>
-        </w:rPr>
-        <w:t xml:space="preserve">. Первым этапом идет инициализация, где исходный текст разбивается на блоки по 64 бита. Следующий этап – подготовка ключей, где происходит генерация 32 раундовых ключей из основного ключа. Основной процесс шифрования состоит из 24 раундов шифрования, где каждый раунд включает в себя функцию замены (применение </w:t>
+        <w:t xml:space="preserve">Рассмотрим теперь пример работы алгоритма ГОСТ 28147-89. Первым этапом идет инициализация, где исходный текст разбивается на блоки по 64 бита. Следующий этап – подготовка ключей, где происходит генерация 32 раундовых ключей из основного ключа. Основной процесс шифрования состоит из 24 раундов шифрования, где каждый раунд включает в себя функцию замены (применение </w:t>
       </w:r>
       <w:r>
         <w:rPr>
@@ -17207,23 +16403,7 @@
           <w:sz w:val="28"/>
           <w:szCs w:val="28"/>
         </w:rPr>
-        <w:t xml:space="preserve">Алгоритм </w:t>
-      </w:r>
-      <w:proofErr w:type="spellStart"/>
-      <w:r>
-        <w:rPr>
-          <w:sz w:val="28"/>
-          <w:szCs w:val="28"/>
-        </w:rPr>
-        <w:t>Rijndael</w:t>
-      </w:r>
-      <w:proofErr w:type="spellEnd"/>
-      <w:r>
-        <w:rPr>
-          <w:sz w:val="28"/>
-          <w:szCs w:val="28"/>
-        </w:rPr>
-        <w:t xml:space="preserve"> более гибок по сравнению с ГОСТ </w:t>
+        <w:t xml:space="preserve">Алгоритм Rijndael более гибок по сравнению с ГОСТ </w:t>
       </w:r>
       <w:r>
         <w:rPr>
@@ -17381,21 +16561,12 @@
           <w:szCs w:val="28"/>
         </w:rPr>
       </w:pPr>
-      <w:proofErr w:type="spellStart"/>
-      <w:r>
-        <w:rPr>
-          <w:sz w:val="28"/>
-          <w:szCs w:val="28"/>
-        </w:rPr>
-        <w:t>SubBytes</w:t>
-      </w:r>
-      <w:proofErr w:type="spellEnd"/>
-      <w:r>
-        <w:rPr>
-          <w:sz w:val="28"/>
-          <w:szCs w:val="28"/>
-        </w:rPr>
-        <w:t>: Каждому байту блока данных соответствует определенный байт в S-блоке (таблице замены). Это обеспечивает диффузию, так как мелкие изменения во входных данных, как правило, приводят к значительным изменениям в выходных данных.</w:t>
+      <w:r>
+        <w:rPr>
+          <w:sz w:val="28"/>
+          <w:szCs w:val="28"/>
+        </w:rPr>
+        <w:t>SubBytes: Каждому байту блока данных соответствует определенный байт в S-блоке (таблице замены). Это обеспечивает диффузию, так как мелкие изменения во входных данных, как правило, приводят к значительным изменениям в выходных данных.</w:t>
       </w:r>
     </w:p>
     <w:p>
@@ -17412,21 +16583,12 @@
           <w:szCs w:val="28"/>
         </w:rPr>
       </w:pPr>
-      <w:proofErr w:type="spellStart"/>
-      <w:r>
-        <w:rPr>
-          <w:sz w:val="28"/>
-          <w:szCs w:val="28"/>
-        </w:rPr>
-        <w:t>ShiftRows</w:t>
-      </w:r>
-      <w:proofErr w:type="spellEnd"/>
-      <w:r>
-        <w:rPr>
-          <w:sz w:val="28"/>
-          <w:szCs w:val="28"/>
-        </w:rPr>
-        <w:t>: Копии строк блока сдвигаются циклически, что также приводит к дополнительному размыванию данных. Первая строка остаётся без изменений, вторая сдвигается на один байт, третья — на два, а четвертая — на три.</w:t>
+      <w:r>
+        <w:rPr>
+          <w:sz w:val="28"/>
+          <w:szCs w:val="28"/>
+        </w:rPr>
+        <w:t>ShiftRows: Копии строк блока сдвигаются циклически, что также приводит к дополнительному размыванию данных. Первая строка остаётся без изменений, вторая сдвигается на один байт, третья — на два, а четвертая — на три.</w:t>
       </w:r>
     </w:p>
     <w:p>
@@ -17443,21 +16605,12 @@
           <w:szCs w:val="28"/>
         </w:rPr>
       </w:pPr>
-      <w:proofErr w:type="spellStart"/>
-      <w:r>
-        <w:rPr>
-          <w:sz w:val="28"/>
-          <w:szCs w:val="28"/>
-        </w:rPr>
-        <w:t>MixColumns</w:t>
-      </w:r>
-      <w:proofErr w:type="spellEnd"/>
-      <w:r>
-        <w:rPr>
-          <w:sz w:val="28"/>
-          <w:szCs w:val="28"/>
-        </w:rPr>
-        <w:t xml:space="preserve"> (в обычном раунде): Каждый столбец блока данных рассматривается как полином и подлежит линейному преобразованию, что дополнительно укрепляет защиту от линейного криптоанализа.</w:t>
+      <w:r>
+        <w:rPr>
+          <w:sz w:val="28"/>
+          <w:szCs w:val="28"/>
+        </w:rPr>
+        <w:t>MixColumns (в обычном раунде): Каждый столбец блока данных рассматривается как полином и подлежит линейному преобразованию, что дополнительно укрепляет защиту от линейного криптоанализа.</w:t>
       </w:r>
     </w:p>
     <w:p>
@@ -17474,21 +16627,12 @@
           <w:szCs w:val="28"/>
         </w:rPr>
       </w:pPr>
-      <w:proofErr w:type="spellStart"/>
-      <w:r>
-        <w:rPr>
-          <w:sz w:val="28"/>
-          <w:szCs w:val="28"/>
-        </w:rPr>
-        <w:t>AddRoundKey</w:t>
-      </w:r>
-      <w:proofErr w:type="spellEnd"/>
-      <w:r>
-        <w:rPr>
-          <w:sz w:val="28"/>
-          <w:szCs w:val="28"/>
-        </w:rPr>
-        <w:t>: В конце раунда выполняется операция исключающего ИЛИ (XOR) с раундовым ключом. Это позволяет совместить шифрование с изменчивостью ключа, добавляя дополнительный уровень безопасности.</w:t>
+      <w:r>
+        <w:rPr>
+          <w:sz w:val="28"/>
+          <w:szCs w:val="28"/>
+        </w:rPr>
+        <w:t>AddRoundKey: В конце раунда выполняется операция исключающего ИЛИ (XOR) с раундовым ключом. Это позволяет совместить шифрование с изменчивостью ключа, добавляя дополнительный уровень безопасности.</w:t>
       </w:r>
     </w:p>
     <w:p>
@@ -17545,21 +16689,7 @@
           <w:sz w:val="28"/>
           <w:szCs w:val="28"/>
         </w:rPr>
-        <w:t xml:space="preserve">В ГОСТ </w:t>
-      </w:r>
-      <w:r>
-        <w:rPr>
-          <w:sz w:val="28"/>
-          <w:szCs w:val="28"/>
-        </w:rPr>
-        <w:t xml:space="preserve">28147–89 </w:t>
-      </w:r>
-      <w:r>
-        <w:rPr>
-          <w:sz w:val="28"/>
-          <w:szCs w:val="28"/>
-        </w:rPr>
-        <w:t xml:space="preserve"> один раунд шифрования содержит другие шаги:</w:t>
+        <w:t>В ГОСТ 28147–89  один раунд шифрования содержит другие шаги:</w:t>
       </w:r>
     </w:p>
     <w:p>
@@ -17610,28 +16740,14 @@
           <w:sz w:val="28"/>
           <w:szCs w:val="28"/>
         </w:rPr>
-        <w:t>Функция (F)</w:t>
-      </w:r>
-      <w:r>
-        <w:rPr>
-          <w:sz w:val="28"/>
-          <w:szCs w:val="28"/>
-        </w:rPr>
-        <w:t>:</w:t>
-      </w:r>
-      <w:r>
-        <w:rPr>
-          <w:sz w:val="28"/>
-          <w:szCs w:val="28"/>
-        </w:rPr>
-        <w:t xml:space="preserve"> каждое</w:t>
-      </w:r>
-      <w:r>
-        <w:rPr>
-          <w:sz w:val="28"/>
-          <w:szCs w:val="28"/>
-        </w:rPr>
-        <w:t xml:space="preserve"> 16-битное слово дополнительно подвергается обработке с использованием параметра ключа, что укрепляет зависимости между ключом и зашифрованными данными.</w:t>
+        <w:t>Функция (F):</w:t>
+      </w:r>
+      <w:r>
+        <w:rPr>
+          <w:sz w:val="28"/>
+          <w:szCs w:val="28"/>
+        </w:rPr>
+        <w:t xml:space="preserve"> каждое 16-битное слово дополнительно подвергается обработке с использованием параметра ключа, что укрепляет зависимости между ключом и зашифрованными данными.</w:t>
       </w:r>
     </w:p>
     <w:p>
@@ -17683,44 +16799,14 @@
           <w:szCs w:val="28"/>
         </w:rPr>
         <w:lastRenderedPageBreak/>
-        <w:t>Добавление раундового ключа (XOR)</w:t>
-      </w:r>
-      <w:r>
-        <w:rPr>
-          <w:sz w:val="28"/>
-          <w:szCs w:val="28"/>
-        </w:rPr>
-        <w:t>:</w:t>
-      </w:r>
-      <w:r>
-        <w:rPr>
-          <w:sz w:val="28"/>
-          <w:szCs w:val="28"/>
-        </w:rPr>
-        <w:t xml:space="preserve"> подобно</w:t>
-      </w:r>
-      <w:r>
-        <w:rPr>
-          <w:sz w:val="28"/>
-          <w:szCs w:val="28"/>
-        </w:rPr>
-        <w:t xml:space="preserve"> </w:t>
-      </w:r>
-      <w:proofErr w:type="spellStart"/>
-      <w:r>
-        <w:rPr>
-          <w:sz w:val="28"/>
-          <w:szCs w:val="28"/>
-        </w:rPr>
-        <w:t>Rijndael</w:t>
-      </w:r>
-      <w:proofErr w:type="spellEnd"/>
-      <w:r>
-        <w:rPr>
-          <w:sz w:val="28"/>
-          <w:szCs w:val="28"/>
-        </w:rPr>
-        <w:t>, в конце раунда происходит операция XOR с раундовым ключом, полученным из исходного ключа.</w:t>
+        <w:t>Добавление раундового ключа (XOR):</w:t>
+      </w:r>
+      <w:r>
+        <w:rPr>
+          <w:sz w:val="28"/>
+          <w:szCs w:val="28"/>
+        </w:rPr>
+        <w:t xml:space="preserve"> подобно Rijndael, в конце раунда происходит операция XOR с раундовым ключом, полученным из исходного ключа.</w:t>
       </w:r>
     </w:p>
     <w:p>
@@ -17738,23 +16824,7 @@
           <w:sz w:val="28"/>
           <w:szCs w:val="28"/>
         </w:rPr>
-        <w:t xml:space="preserve">В отличие от </w:t>
-      </w:r>
-      <w:proofErr w:type="spellStart"/>
-      <w:r>
-        <w:rPr>
-          <w:sz w:val="28"/>
-          <w:szCs w:val="28"/>
-        </w:rPr>
-        <w:t>Rijndael</w:t>
-      </w:r>
-      <w:proofErr w:type="spellEnd"/>
-      <w:r>
-        <w:rPr>
-          <w:sz w:val="28"/>
-          <w:szCs w:val="28"/>
-        </w:rPr>
-        <w:t xml:space="preserve">, ГОСТ использует более короткий размер блока (64 бита), что может влиять на защиту от атак. Также, структура применяемых S-блоков и порядок их использования в процессе шифрования слегка отличается. </w:t>
+        <w:t xml:space="preserve">В отличие от Rijndael, ГОСТ использует более короткий размер блока (64 бита), что может влиять на защиту от атак. Также, структура применяемых S-блоков и порядок их использования в процессе шифрования слегка отличается. </w:t>
       </w:r>
     </w:p>
     <w:p>
@@ -17788,23 +16858,7 @@
           <w:sz w:val="28"/>
           <w:szCs w:val="28"/>
         </w:rPr>
-        <w:t xml:space="preserve">Сравните выработку ключевой информации в алгоритмах </w:t>
-      </w:r>
-      <w:proofErr w:type="spellStart"/>
-      <w:r>
-        <w:rPr>
-          <w:sz w:val="28"/>
-          <w:szCs w:val="28"/>
-        </w:rPr>
-        <w:t>Rijndael</w:t>
-      </w:r>
-      <w:proofErr w:type="spellEnd"/>
-      <w:r>
-        <w:rPr>
-          <w:sz w:val="28"/>
-          <w:szCs w:val="28"/>
-        </w:rPr>
-        <w:t xml:space="preserve"> и ГОСТ </w:t>
+        <w:t xml:space="preserve">Сравните выработку ключевой информации в алгоритмах Rijndael и ГОСТ </w:t>
       </w:r>
       <w:r>
         <w:rPr>
@@ -17857,23 +16911,7 @@
           <w:sz w:val="28"/>
           <w:szCs w:val="28"/>
         </w:rPr>
-        <w:t xml:space="preserve"> ключевой информации в алгоритме </w:t>
-      </w:r>
-      <w:proofErr w:type="spellStart"/>
-      <w:r>
-        <w:rPr>
-          <w:sz w:val="28"/>
-          <w:szCs w:val="28"/>
-        </w:rPr>
-        <w:t>Rijndael</w:t>
-      </w:r>
-      <w:proofErr w:type="spellEnd"/>
-      <w:r>
-        <w:rPr>
-          <w:sz w:val="28"/>
-          <w:szCs w:val="28"/>
-        </w:rPr>
-        <w:t xml:space="preserve"> (AES)</w:t>
+        <w:t xml:space="preserve"> ключевой информации в алгоритме Rijndael (AES)</w:t>
       </w:r>
       <w:r>
         <w:rPr>
@@ -17908,55 +16946,7 @@
           <w:sz w:val="28"/>
           <w:szCs w:val="28"/>
         </w:rPr>
-        <w:t>ачальный ключ проходит через процедуру, известную как "</w:t>
-      </w:r>
-      <w:proofErr w:type="spellStart"/>
-      <w:r>
-        <w:rPr>
-          <w:sz w:val="28"/>
-          <w:szCs w:val="28"/>
-        </w:rPr>
-        <w:t>key</w:t>
-      </w:r>
-      <w:proofErr w:type="spellEnd"/>
-      <w:r>
-        <w:rPr>
-          <w:sz w:val="28"/>
-          <w:szCs w:val="28"/>
-        </w:rPr>
-        <w:t xml:space="preserve"> </w:t>
-      </w:r>
-      <w:proofErr w:type="spellStart"/>
-      <w:r>
-        <w:rPr>
-          <w:sz w:val="28"/>
-          <w:szCs w:val="28"/>
-        </w:rPr>
-        <w:t>expansion</w:t>
-      </w:r>
-      <w:proofErr w:type="spellEnd"/>
-      <w:r>
-        <w:rPr>
-          <w:sz w:val="28"/>
-          <w:szCs w:val="28"/>
-        </w:rPr>
-        <w:t xml:space="preserve">", которая генерирует набор раундовых ключей и один (первый) секретный. Для ключа длиной 128 бит создаётся 10 раундовых ключей; для 192 бит — 12, а для 256 бит — 14. Выработка ключей таким </w:t>
-      </w:r>
-      <w:proofErr w:type="spellStart"/>
-      <w:r>
-        <w:rPr>
-          <w:sz w:val="28"/>
-          <w:szCs w:val="28"/>
-        </w:rPr>
-        <w:t>обраом</w:t>
-      </w:r>
-      <w:proofErr w:type="spellEnd"/>
-      <w:r>
-        <w:rPr>
-          <w:sz w:val="28"/>
-          <w:szCs w:val="28"/>
-        </w:rPr>
-        <w:t xml:space="preserve"> не только повышает безопасность, но и создаёт полное разнообразие ключей для каждого раунда.</w:t>
+        <w:t>ачальный ключ проходит через процедуру, известную как "key expansion", которая генерирует набор раундовых ключей и один (первый) секретный. Для ключа длиной 128 бит создаётся 10 раундовых ключей; для 192 бит — 12, а для 256 бит — 14. Выработка ключей таким обраом не только повышает безопасность, но и создаёт полное разнообразие ключей для каждого раунда.</w:t>
       </w:r>
     </w:p>
     <w:p>
@@ -18052,103 +17042,7 @@
           <w:sz w:val="28"/>
           <w:szCs w:val="28"/>
         </w:rPr>
-        <w:t xml:space="preserve">В отличие от </w:t>
-      </w:r>
-      <w:proofErr w:type="spellStart"/>
-      <w:r>
-        <w:rPr>
-          <w:sz w:val="28"/>
-          <w:szCs w:val="28"/>
-        </w:rPr>
-        <w:t>Rijndael</w:t>
-      </w:r>
-      <w:proofErr w:type="spellEnd"/>
-      <w:r>
-        <w:rPr>
-          <w:sz w:val="28"/>
-          <w:szCs w:val="28"/>
-        </w:rPr>
-        <w:t xml:space="preserve">, стандарта это не использует сложных методов расширения. Каждый из 8 </w:t>
-      </w:r>
-      <w:proofErr w:type="spellStart"/>
-      <w:r>
-        <w:rPr>
-          <w:sz w:val="28"/>
-          <w:szCs w:val="28"/>
-        </w:rPr>
-        <w:t>подкейсов</w:t>
-      </w:r>
-      <w:proofErr w:type="spellEnd"/>
-      <w:r>
-        <w:rPr>
-          <w:sz w:val="28"/>
-          <w:szCs w:val="28"/>
-        </w:rPr>
-        <w:t xml:space="preserve"> выполняет свою функцию в каждом раунде, но нет механизма, аналогичного "</w:t>
-      </w:r>
-      <w:proofErr w:type="spellStart"/>
-      <w:r>
-        <w:rPr>
-          <w:sz w:val="28"/>
-          <w:szCs w:val="28"/>
-        </w:rPr>
-        <w:t>key</w:t>
-      </w:r>
-      <w:proofErr w:type="spellEnd"/>
-      <w:r>
-        <w:rPr>
-          <w:sz w:val="28"/>
-          <w:szCs w:val="28"/>
-        </w:rPr>
-        <w:t xml:space="preserve"> </w:t>
-      </w:r>
-      <w:proofErr w:type="spellStart"/>
-      <w:r>
-        <w:rPr>
-          <w:sz w:val="28"/>
-          <w:szCs w:val="28"/>
-        </w:rPr>
-        <w:t>expansion</w:t>
-      </w:r>
-      <w:proofErr w:type="spellEnd"/>
-      <w:r>
-        <w:rPr>
-          <w:sz w:val="28"/>
-          <w:szCs w:val="28"/>
-        </w:rPr>
-        <w:t xml:space="preserve">" в </w:t>
-      </w:r>
-      <w:proofErr w:type="spellStart"/>
-      <w:r>
-        <w:rPr>
-          <w:sz w:val="28"/>
-          <w:szCs w:val="28"/>
-        </w:rPr>
-        <w:t>Rijndael</w:t>
-      </w:r>
-      <w:proofErr w:type="spellEnd"/>
-      <w:r>
-        <w:rPr>
-          <w:sz w:val="28"/>
-          <w:szCs w:val="28"/>
-        </w:rPr>
-        <w:t xml:space="preserve">. Это делает архитектуру менее гибкой и менее безопасной. Ключ остаётся статичным на протяжении шифрования, что лишает его динамической изменяемости и предохраняющей силы, присущей расширению ключа в </w:t>
-      </w:r>
-      <w:proofErr w:type="spellStart"/>
-      <w:r>
-        <w:rPr>
-          <w:sz w:val="28"/>
-          <w:szCs w:val="28"/>
-        </w:rPr>
-        <w:t>Rijndael</w:t>
-      </w:r>
-      <w:proofErr w:type="spellEnd"/>
-      <w:r>
-        <w:rPr>
-          <w:sz w:val="28"/>
-          <w:szCs w:val="28"/>
-        </w:rPr>
-        <w:t>.</w:t>
+        <w:t>В отличие от Rijndael, стандарта это не использует сложных методов расширения. Каждый из 8 подкейсов выполняет свою функцию в каждом раунде, но нет механизма, аналогичного "key expansion" в Rijndael. Это делает архитектуру менее гибкой и менее безопасной. Ключ остаётся статичным на протяжении шифрования, что лишает его динамической изменяемости и предохраняющей силы, присущей расширению ключа в Rijndael.</w:t>
       </w:r>
     </w:p>
     <w:p>
@@ -18168,8 +17062,189 @@
           <w:sz w:val="28"/>
           <w:szCs w:val="28"/>
         </w:rPr>
-        <w:t xml:space="preserve">Вопрос </w:t>
-      </w:r>
+        <w:t>Вопрос 7.</w:t>
+      </w:r>
+      <w:r>
+        <w:rPr>
+          <w:sz w:val="28"/>
+          <w:szCs w:val="28"/>
+        </w:rPr>
+        <w:t xml:space="preserve"> Сравните алгоримы Rijndael и ГОСТ 28147–89  по показателям стойкости. </w:t>
+      </w:r>
+    </w:p>
+    <w:p>
+      <w:pPr>
+        <w:spacing w:line="360" w:lineRule="auto"/>
+        <w:ind w:firstLine="709"/>
+        <w:jc w:val="both"/>
+        <w:rPr>
+          <w:sz w:val="28"/>
+          <w:szCs w:val="28"/>
+        </w:rPr>
+      </w:pPr>
+      <w:r>
+        <w:rPr>
+          <w:sz w:val="28"/>
+          <w:szCs w:val="28"/>
+        </w:rPr>
+        <w:lastRenderedPageBreak/>
+        <w:t xml:space="preserve">Рассмотрим пункт </w:t>
+      </w:r>
+      <w:r>
+        <w:rPr>
+          <w:sz w:val="28"/>
+          <w:szCs w:val="28"/>
+        </w:rPr>
+        <w:t>“</w:t>
+      </w:r>
+      <w:r>
+        <w:rPr>
+          <w:sz w:val="28"/>
+          <w:szCs w:val="28"/>
+        </w:rPr>
+        <w:t>Стойкость к атакам</w:t>
+      </w:r>
+      <w:r>
+        <w:rPr>
+          <w:sz w:val="28"/>
+          <w:szCs w:val="28"/>
+        </w:rPr>
+        <w:t xml:space="preserve">”. </w:t>
+      </w:r>
+      <w:r>
+        <w:rPr>
+          <w:sz w:val="28"/>
+          <w:szCs w:val="28"/>
+        </w:rPr>
+        <w:t>Rijndael</w:t>
+      </w:r>
+      <w:r>
+        <w:rPr>
+          <w:sz w:val="28"/>
+          <w:szCs w:val="28"/>
+        </w:rPr>
+        <w:t xml:space="preserve"> </w:t>
+      </w:r>
+      <w:r>
+        <w:rPr>
+          <w:sz w:val="28"/>
+          <w:szCs w:val="28"/>
+        </w:rPr>
+        <w:t>о</w:t>
+      </w:r>
+      <w:r>
+        <w:rPr>
+          <w:sz w:val="28"/>
+          <w:szCs w:val="28"/>
+        </w:rPr>
+        <w:t>бладает высокой стойкостью к различным типам криптоаналитических атак, включая атаки с использованием полного перебора, дифференциальный криптоанализ и линейный криптоанализ.</w:t>
+      </w:r>
+      <w:r>
+        <w:rPr>
+          <w:sz w:val="28"/>
+          <w:szCs w:val="28"/>
+        </w:rPr>
+        <w:t xml:space="preserve"> </w:t>
+      </w:r>
+      <w:r>
+        <w:rPr>
+          <w:sz w:val="28"/>
+          <w:szCs w:val="28"/>
+        </w:rPr>
+        <w:t>Чем больше размер ключа (192 или 256 бит), тем выше стойкость к атакам.</w:t>
+      </w:r>
+      <w:r>
+        <w:rPr>
+          <w:sz w:val="28"/>
+          <w:szCs w:val="28"/>
+        </w:rPr>
+        <w:t xml:space="preserve"> </w:t>
+      </w:r>
+      <w:r>
+        <w:rPr>
+          <w:sz w:val="28"/>
+          <w:szCs w:val="28"/>
+        </w:rPr>
+        <w:t>Подвержен атакам, но на текущий момент считается достаточно защищённым при должном использовании.</w:t>
+      </w:r>
+    </w:p>
+    <w:p>
+      <w:pPr>
+        <w:spacing w:line="360" w:lineRule="auto"/>
+        <w:ind w:firstLine="709"/>
+        <w:jc w:val="both"/>
+        <w:rPr>
+          <w:sz w:val="28"/>
+          <w:szCs w:val="28"/>
+        </w:rPr>
+      </w:pPr>
+      <w:r>
+        <w:rPr>
+          <w:sz w:val="28"/>
+          <w:szCs w:val="28"/>
+        </w:rPr>
+        <w:t xml:space="preserve">ГОСТ </w:t>
+      </w:r>
+      <w:r>
+        <w:rPr>
+          <w:sz w:val="28"/>
+          <w:szCs w:val="28"/>
+        </w:rPr>
+        <w:t xml:space="preserve">28147–89 </w:t>
+      </w:r>
+      <w:r>
+        <w:rPr>
+          <w:sz w:val="28"/>
+          <w:szCs w:val="28"/>
+        </w:rPr>
+        <w:t xml:space="preserve"> и</w:t>
+      </w:r>
+      <w:r>
+        <w:rPr>
+          <w:sz w:val="28"/>
+          <w:szCs w:val="28"/>
+        </w:rPr>
+        <w:t>звестен своей относительной стойкостью к атакам, но считается более уязвимым по сравнению с AES.</w:t>
+      </w:r>
+      <w:r>
+        <w:rPr>
+          <w:sz w:val="28"/>
+          <w:szCs w:val="28"/>
+        </w:rPr>
+        <w:t xml:space="preserve"> </w:t>
+      </w:r>
+      <w:r>
+        <w:rPr>
+          <w:sz w:val="28"/>
+          <w:szCs w:val="28"/>
+        </w:rPr>
+        <w:t>Краткий размер блока (64 бита) делает алгоритм более восприимчивым к атакам на основе полномасштабного анализа, особенно с учетом увеличения вычислительных мощностей.</w:t>
+      </w:r>
+      <w:r>
+        <w:rPr>
+          <w:sz w:val="28"/>
+          <w:szCs w:val="28"/>
+        </w:rPr>
+        <w:t xml:space="preserve"> </w:t>
+      </w:r>
+      <w:r>
+        <w:rPr>
+          <w:sz w:val="28"/>
+          <w:szCs w:val="28"/>
+        </w:rPr>
+        <w:t>Исследования показывают, что при использовании ключа 256 бит стойкость выше, но в целом на практике алгоритм менее эффективен по сравнению с AES.</w:t>
+      </w:r>
+    </w:p>
+    <w:p>
+      <w:pPr>
+        <w:spacing w:line="360" w:lineRule="auto"/>
+        <w:ind w:firstLine="709"/>
+        <w:jc w:val="both"/>
+        <w:rPr>
+          <w:sz w:val="28"/>
+          <w:szCs w:val="28"/>
+        </w:rPr>
+      </w:pPr>
       <w:r>
         <w:rPr>
           <w:b/>
@@ -18177,7 +17252,7 @@
           <w:sz w:val="28"/>
           <w:szCs w:val="28"/>
         </w:rPr>
-        <w:t>7</w:t>
+        <w:t xml:space="preserve">Вопрос </w:t>
       </w:r>
       <w:r>
         <w:rPr>
@@ -18186,269 +17261,8 @@
           <w:sz w:val="28"/>
           <w:szCs w:val="28"/>
         </w:rPr>
-        <w:t>.</w:t>
-      </w:r>
-      <w:r>
-        <w:rPr>
-          <w:sz w:val="28"/>
-          <w:szCs w:val="28"/>
-        </w:rPr>
-        <w:t xml:space="preserve"> Сравните </w:t>
-      </w:r>
-      <w:proofErr w:type="spellStart"/>
-      <w:r>
-        <w:rPr>
-          <w:sz w:val="28"/>
-          <w:szCs w:val="28"/>
-        </w:rPr>
-        <w:t>алгоримы</w:t>
-      </w:r>
-      <w:proofErr w:type="spellEnd"/>
-      <w:r>
-        <w:rPr>
-          <w:sz w:val="28"/>
-          <w:szCs w:val="28"/>
-        </w:rPr>
-        <w:t xml:space="preserve"> </w:t>
-      </w:r>
-      <w:proofErr w:type="spellStart"/>
-      <w:r>
-        <w:rPr>
-          <w:sz w:val="28"/>
-          <w:szCs w:val="28"/>
-        </w:rPr>
-        <w:t>Rijndael</w:t>
-      </w:r>
-      <w:proofErr w:type="spellEnd"/>
-      <w:r>
-        <w:rPr>
-          <w:sz w:val="28"/>
-          <w:szCs w:val="28"/>
-        </w:rPr>
-        <w:t xml:space="preserve"> и ГОСТ </w:t>
-      </w:r>
-      <w:r>
-        <w:rPr>
-          <w:sz w:val="28"/>
-          <w:szCs w:val="28"/>
-        </w:rPr>
-        <w:t xml:space="preserve">28147–89 </w:t>
-      </w:r>
-      <w:r>
-        <w:rPr>
-          <w:sz w:val="28"/>
-          <w:szCs w:val="28"/>
-        </w:rPr>
-        <w:t xml:space="preserve"> по показателям стойкости. </w:t>
-      </w:r>
-    </w:p>
-    <w:p>
-      <w:pPr>
-        <w:spacing w:line="360" w:lineRule="auto"/>
-        <w:ind w:firstLine="709"/>
-        <w:jc w:val="both"/>
-        <w:rPr>
-          <w:sz w:val="28"/>
-          <w:szCs w:val="28"/>
-        </w:rPr>
-      </w:pPr>
-      <w:r>
-        <w:rPr>
-          <w:sz w:val="28"/>
-          <w:szCs w:val="28"/>
-        </w:rPr>
-        <w:lastRenderedPageBreak/>
-        <w:t xml:space="preserve">Рассмотрим пункт </w:t>
-      </w:r>
-      <w:r>
-        <w:rPr>
-          <w:sz w:val="28"/>
-          <w:szCs w:val="28"/>
-        </w:rPr>
-        <w:t>“</w:t>
-      </w:r>
-      <w:r>
-        <w:rPr>
-          <w:sz w:val="28"/>
-          <w:szCs w:val="28"/>
-        </w:rPr>
-        <w:t>Стойкость к атакам</w:t>
-      </w:r>
-      <w:r>
-        <w:rPr>
-          <w:sz w:val="28"/>
-          <w:szCs w:val="28"/>
-        </w:rPr>
-        <w:t xml:space="preserve">”. </w:t>
-      </w:r>
-      <w:proofErr w:type="spellStart"/>
-      <w:r>
-        <w:rPr>
-          <w:sz w:val="28"/>
-          <w:szCs w:val="28"/>
-        </w:rPr>
-        <w:t>Rijndael</w:t>
-      </w:r>
-      <w:proofErr w:type="spellEnd"/>
-      <w:r>
-        <w:rPr>
-          <w:sz w:val="28"/>
-          <w:szCs w:val="28"/>
-        </w:rPr>
-        <w:t xml:space="preserve"> </w:t>
-      </w:r>
-      <w:r>
-        <w:rPr>
-          <w:sz w:val="28"/>
-          <w:szCs w:val="28"/>
-        </w:rPr>
-        <w:t>о</w:t>
-      </w:r>
-      <w:r>
-        <w:rPr>
-          <w:sz w:val="28"/>
-          <w:szCs w:val="28"/>
-        </w:rPr>
-        <w:t xml:space="preserve">бладает высокой стойкостью к различным типам </w:t>
-      </w:r>
-      <w:proofErr w:type="spellStart"/>
-      <w:r>
-        <w:rPr>
-          <w:sz w:val="28"/>
-          <w:szCs w:val="28"/>
-        </w:rPr>
-        <w:t>криптоаналитических</w:t>
-      </w:r>
-      <w:proofErr w:type="spellEnd"/>
-      <w:r>
-        <w:rPr>
-          <w:sz w:val="28"/>
-          <w:szCs w:val="28"/>
-        </w:rPr>
-        <w:t xml:space="preserve"> атак, включая атаки с использованием полного перебора, дифференциальный криптоанализ и линейный криптоанализ.</w:t>
-      </w:r>
-      <w:r>
-        <w:rPr>
-          <w:sz w:val="28"/>
-          <w:szCs w:val="28"/>
-        </w:rPr>
-        <w:t xml:space="preserve"> </w:t>
-      </w:r>
-      <w:r>
-        <w:rPr>
-          <w:sz w:val="28"/>
-          <w:szCs w:val="28"/>
-        </w:rPr>
-        <w:t>Чем больше размер ключа (192 или 256 бит), тем выше стойкость к атакам.</w:t>
-      </w:r>
-      <w:r>
-        <w:rPr>
-          <w:sz w:val="28"/>
-          <w:szCs w:val="28"/>
-        </w:rPr>
-        <w:t xml:space="preserve"> </w:t>
-      </w:r>
-      <w:r>
-        <w:rPr>
-          <w:sz w:val="28"/>
-          <w:szCs w:val="28"/>
-        </w:rPr>
-        <w:t xml:space="preserve">Подвержен атакам, но </w:t>
-      </w:r>
-      <w:proofErr w:type="gramStart"/>
-      <w:r>
-        <w:rPr>
-          <w:sz w:val="28"/>
-          <w:szCs w:val="28"/>
-        </w:rPr>
-        <w:t>на текущий момент</w:t>
-      </w:r>
-      <w:proofErr w:type="gramEnd"/>
-      <w:r>
-        <w:rPr>
-          <w:sz w:val="28"/>
-          <w:szCs w:val="28"/>
-        </w:rPr>
-        <w:t xml:space="preserve"> считается достаточно защищённым при должном использовании.</w:t>
-      </w:r>
-    </w:p>
-    <w:p>
-      <w:pPr>
-        <w:spacing w:line="360" w:lineRule="auto"/>
-        <w:ind w:firstLine="709"/>
-        <w:jc w:val="both"/>
-        <w:rPr>
-          <w:sz w:val="28"/>
-          <w:szCs w:val="28"/>
-        </w:rPr>
-      </w:pPr>
-      <w:r>
-        <w:rPr>
-          <w:sz w:val="28"/>
-          <w:szCs w:val="28"/>
-        </w:rPr>
-        <w:t xml:space="preserve">ГОСТ </w:t>
-      </w:r>
-      <w:r>
-        <w:rPr>
-          <w:sz w:val="28"/>
-          <w:szCs w:val="28"/>
-        </w:rPr>
-        <w:t xml:space="preserve">28147–89 </w:t>
-      </w:r>
-      <w:r>
-        <w:rPr>
-          <w:sz w:val="28"/>
-          <w:szCs w:val="28"/>
-        </w:rPr>
-        <w:t xml:space="preserve"> и</w:t>
-      </w:r>
-      <w:r>
-        <w:rPr>
-          <w:sz w:val="28"/>
-          <w:szCs w:val="28"/>
-        </w:rPr>
-        <w:t>звестен своей относительной стойкостью к атакам, но считается более уязвимым по сравнению с AES.</w:t>
-      </w:r>
-      <w:r>
-        <w:rPr>
-          <w:sz w:val="28"/>
-          <w:szCs w:val="28"/>
-        </w:rPr>
-        <w:t xml:space="preserve"> </w:t>
-      </w:r>
-      <w:r>
-        <w:rPr>
-          <w:sz w:val="28"/>
-          <w:szCs w:val="28"/>
-        </w:rPr>
-        <w:t>Краткий размер блока (64 бита) делает алгоритм более восприимчивым к атакам на основе полномасштабного анализа, особенно с учетом увеличения вычислительных мощностей.</w:t>
-      </w:r>
-      <w:r>
-        <w:rPr>
-          <w:sz w:val="28"/>
-          <w:szCs w:val="28"/>
-        </w:rPr>
-        <w:t xml:space="preserve"> </w:t>
-      </w:r>
-      <w:r>
-        <w:rPr>
-          <w:sz w:val="28"/>
-          <w:szCs w:val="28"/>
-        </w:rPr>
-        <w:t>Исследования показывают, что при использовании ключа 256 бит стойкость выше, но в целом на практике алгоритм менее эффективен по сравнению с AES.</w:t>
-      </w:r>
-    </w:p>
-    <w:p>
-      <w:pPr>
-        <w:spacing w:line="360" w:lineRule="auto"/>
-        <w:ind w:firstLine="709"/>
-        <w:jc w:val="both"/>
-        <w:rPr>
-          <w:sz w:val="28"/>
-          <w:szCs w:val="28"/>
-        </w:rPr>
-      </w:pPr>
+        <w:t>8</w:t>
+      </w:r>
       <w:r>
         <w:rPr>
           <w:b/>
@@ -18456,24 +17270,6 @@
           <w:sz w:val="28"/>
           <w:szCs w:val="28"/>
         </w:rPr>
-        <w:t xml:space="preserve">Вопрос </w:t>
-      </w:r>
-      <w:r>
-        <w:rPr>
-          <w:b/>
-          <w:bCs/>
-          <w:sz w:val="28"/>
-          <w:szCs w:val="28"/>
-        </w:rPr>
-        <w:t>8</w:t>
-      </w:r>
-      <w:r>
-        <w:rPr>
-          <w:b/>
-          <w:bCs/>
-          <w:sz w:val="28"/>
-          <w:szCs w:val="28"/>
-        </w:rPr>
         <w:t>.</w:t>
       </w:r>
       <w:r>
@@ -18481,39 +17277,7 @@
           <w:sz w:val="28"/>
           <w:szCs w:val="28"/>
         </w:rPr>
-        <w:t xml:space="preserve"> Сравните </w:t>
-      </w:r>
-      <w:proofErr w:type="spellStart"/>
-      <w:r>
-        <w:rPr>
-          <w:sz w:val="28"/>
-          <w:szCs w:val="28"/>
-        </w:rPr>
-        <w:t>алгоримы</w:t>
-      </w:r>
-      <w:proofErr w:type="spellEnd"/>
-      <w:r>
-        <w:rPr>
-          <w:sz w:val="28"/>
-          <w:szCs w:val="28"/>
-        </w:rPr>
-        <w:t xml:space="preserve"> </w:t>
-      </w:r>
-      <w:proofErr w:type="spellStart"/>
-      <w:r>
-        <w:rPr>
-          <w:sz w:val="28"/>
-          <w:szCs w:val="28"/>
-        </w:rPr>
-        <w:t>Rijndael</w:t>
-      </w:r>
-      <w:proofErr w:type="spellEnd"/>
-      <w:r>
-        <w:rPr>
-          <w:sz w:val="28"/>
-          <w:szCs w:val="28"/>
-        </w:rPr>
-        <w:t xml:space="preserve"> и ГОСТ </w:t>
+        <w:t xml:space="preserve"> Сравните алгоримы Rijndael и ГОСТ </w:t>
       </w:r>
       <w:r>
         <w:rPr>
@@ -18540,37 +17304,12 @@
           <w:szCs w:val="28"/>
         </w:rPr>
       </w:pPr>
-      <w:proofErr w:type="spellStart"/>
-      <w:r>
-        <w:rPr>
-          <w:sz w:val="28"/>
-          <w:szCs w:val="28"/>
-        </w:rPr>
-        <w:t>Rijndael</w:t>
-      </w:r>
-      <w:proofErr w:type="spellEnd"/>
-      <w:r>
-        <w:rPr>
-          <w:sz w:val="28"/>
-          <w:szCs w:val="28"/>
-        </w:rPr>
-        <w:t xml:space="preserve">, выброшенный в качестве стандарта AES (Advanced </w:t>
-      </w:r>
-      <w:proofErr w:type="spellStart"/>
-      <w:r>
-        <w:rPr>
-          <w:sz w:val="28"/>
-          <w:szCs w:val="28"/>
-        </w:rPr>
-        <w:t>Encryption</w:t>
-      </w:r>
-      <w:proofErr w:type="spellEnd"/>
-      <w:r>
-        <w:rPr>
-          <w:sz w:val="28"/>
-          <w:szCs w:val="28"/>
-        </w:rPr>
-        <w:t xml:space="preserve"> Standard), показывает высокую производительность как на программных, так и на аппаратных реализациях. Он использует поблочную организацию данных размером 128 бит с возможными ключами длиной 128, 192 и 256 бит.</w:t>
+      <w:r>
+        <w:rPr>
+          <w:sz w:val="28"/>
+          <w:szCs w:val="28"/>
+        </w:rPr>
+        <w:t>Rijndael, выброшенный в качестве стандарта AES (Advanced Encryption Standard), показывает высокую производительность как на программных, так и на аппаратных реализациях. Он использует поблочную организацию данных размером 128 бит с возможными ключами длиной 128, 192 и 256 бит.</w:t>
       </w:r>
     </w:p>
     <w:p>
@@ -18748,23 +17487,7 @@
           <w:sz w:val="28"/>
           <w:szCs w:val="28"/>
         </w:rPr>
-        <w:t xml:space="preserve">Таким образом, рассмотренные алгоритмы обладают сопоставимыми характеристиками быстродействия при реализации на 32-битовых платформах. На 8-битовых платформах картина, вероятно, сходная. Что касается аппаратной реализации, то в отличие от ГОСТа, </w:t>
-      </w:r>
-      <w:proofErr w:type="spellStart"/>
-      <w:r>
-        <w:rPr>
-          <w:sz w:val="28"/>
-          <w:szCs w:val="28"/>
-        </w:rPr>
-        <w:t>Rijnael</w:t>
-      </w:r>
-      <w:proofErr w:type="spellEnd"/>
-      <w:r>
-        <w:rPr>
-          <w:sz w:val="28"/>
-          <w:szCs w:val="28"/>
-        </w:rPr>
-        <w:t xml:space="preserve"> позволяет достичь высокой степени параллелизма при выполнении шифрования, оперирует блоками меньшего размера и содержит меньшее число раундов, в силу чего его аппаратное воплощение может оказаться существенно более быстрым</w:t>
+        <w:t>Таким образом, рассмотренные алгоритмы обладают сопоставимыми характеристиками быстродействия при реализации на 32-битовых платформах. На 8-битовых платформах картина, вероятно, сходная. Что касается аппаратной реализации, то в отличие от ГОСТа, Rijnael позволяет достичь высокой степени параллелизма при выполнении шифрования, оперирует блоками меньшего размера и содержит меньшее число раундов, в силу чего его аппаратное воплощение может оказаться существенно более быстрым</w:t>
       </w:r>
     </w:p>
     <w:p>
